--- a/courts/fourth-circuit/north-carolina/state/superior-court/opening-brief/usage/OUTPUT-opening-brief.docx
+++ b/courts/fourth-circuit/north-carolina/state/superior-court/opening-brief/usage/OUTPUT-opening-brief.docx
@@ -2743,13 +2743,55 @@
         <w:t xml:space="preserve">Bouvier v. Porter</w:t>
       </w:r>
       <w:r>
-        <w:t xml:space="preserve">, 386 N.C. 1, 4, 900 S.E.2d 838, 843 (2024) (discussing N.C. Gen. Stat. § 163</w:t>
+        <w:t xml:space="preserve">, 386 N.C. 1, 4, 900 S.E.2d 838, 843 (2024) (discussing N.C. Gen. Stat. § 163-⁠182.12).</w:t>
+      </w:r>
+    </w:p>
+    <w:p>
+      <w:pPr>
+        <w:pStyle w:val="BodyText"/>
+      </w:pPr>
+      <w:r>
+        <w:rPr>
+          <w:i/>
+          <w:iCs/>
+        </w:rPr>
+        <w:t xml:space="preserve">No Photo ID.</w:t>
+      </w:r>
+      <w:r>
+        <w:t xml:space="preserve"> </w:t>
+      </w:r>
+      <w:r>
+        <w:t xml:space="preserve">It’s well known that photo identification is required for all voters, both those voting absentee ballots and those voting in person. N.C. Gen. Stat. § 163-⁠230.1(a)⁠(4), (b)⁠(4), (e)⁠(3), (f1) (absentee ballots);</w:t>
+      </w:r>
+      <w:r>
+        <w:t xml:space="preserve"> </w:t>
+      </w:r>
+      <w:r>
+        <w:rPr>
+          <w:i/>
+          <w:iCs/>
+        </w:rPr>
+        <w:t xml:space="preserve">id.</w:t>
+      </w:r>
+      <w:r>
+        <w:t xml:space="preserve"> </w:t>
+      </w:r>
+      <w:r>
+        <w:t xml:space="preserve">§ 163-⁠166.16(a) (in-person voting); N.C. Const. art. VI, §§ 2(4), 3(2) (same). Yet the State Board decided not to require photo identification for absentee ballots cast by voters who live overseas. State law, however, doesn’t exempt overseas voters from the photo-identification requirement.</w:t>
+      </w:r>
+    </w:p>
+    <w:p>
+      <w:pPr>
+        <w:pStyle w:val="BodyText"/>
+      </w:pPr>
+      <w:r>
+        <w:t xml:space="preserve">In the Supreme Court contest, 5,509 such ballots were unlawfully cast. Judge Griffin anticipates that, if these unlawful ballots are excluded, he will win the election. An example of this type of protest can be found in the Administrative Record. (A.R. pp 349</w:t>
       </w:r>
       <w:r>
         <w:noBreakHyphen/>
       </w:r>
       <w:r>
-        <w:t xml:space="preserve">182.12).</w:t>
+        <w:t xml:space="preserve">58.)</w:t>
       </w:r>
     </w:p>
     <w:p>
@@ -2761,172 +2803,100 @@
           <w:i/>
           <w:iCs/>
         </w:rPr>
-        <w:t xml:space="preserve">No Photo ID.</w:t>
-      </w:r>
-      <w:r>
-        <w:t xml:space="preserve"> </w:t>
-      </w:r>
-      <w:r>
-        <w:t xml:space="preserve">It’s well known that photo identification is required for all voters, both those voting absentee ballots and those voting in person. N.C. Gen. Stat. § 163</w:t>
+        <w:t xml:space="preserve">Never Residents.</w:t>
+      </w:r>
+      <w:r>
+        <w:t xml:space="preserve"> </w:t>
+      </w:r>
+      <w:r>
+        <w:t xml:space="preserve">Our state constitution limits voters for state offices to people who actually reside in North Carolina. N.C. Const. art. VI, § 2(1);</w:t>
+      </w:r>
+      <w:r>
+        <w:t xml:space="preserve"> </w:t>
+      </w:r>
+      <w:r>
+        <w:rPr>
+          <w:i/>
+          <w:iCs/>
+        </w:rPr>
+        <w:t xml:space="preserve">Bouvier</w:t>
+      </w:r>
+      <w:r>
+        <w:t xml:space="preserve">, 386 N.C. at 4 n.2, 900 S.E.2d at 843 n.2 (explaining that</w:t>
+      </w:r>
+      <w:r>
+        <w:t xml:space="preserve"> </w:t>
+      </w:r>
+      <w:r>
+        <w:t xml:space="preserve">“nonresidents”</w:t>
+      </w:r>
+      <w:r>
+        <w:t xml:space="preserve"> </w:t>
+      </w:r>
+      <w:r>
+        <w:t xml:space="preserve">are</w:t>
+      </w:r>
+      <w:r>
+        <w:t xml:space="preserve"> </w:t>
+      </w:r>
+      <w:r>
+        <w:t xml:space="preserve">“categorically ineligible to vote”</w:t>
+      </w:r>
+      <w:r>
+        <w:t xml:space="preserve"> </w:t>
+      </w:r>
+      <w:r>
+        <w:t xml:space="preserve">for state offices). Nonetheless, the State Board allowed approximately 267 people to vote in the protested election who have never resided in North Carolina or anywhere else in the United States. These voters self-identified themselves as such, stating on a form</w:t>
+      </w:r>
+      <w:r>
+        <w:t xml:space="preserve"> </w:t>
+      </w:r>
+      <w:r>
+        <w:t xml:space="preserve">“I am a U.S. citizen living outside the country, and I have never lived in the United States.”</w:t>
+      </w:r>
+      <w:r>
+        <w:t xml:space="preserve"> </w:t>
+      </w:r>
+      <w:r>
+        <w:t xml:space="preserve">Counting these ballots is unlawful. An example of this type of protest can be found in the Administrative Record. (A.R. pp 288</w:t>
       </w:r>
       <w:r>
         <w:noBreakHyphen/>
       </w:r>
       <w:r>
-        <w:t xml:space="preserve">230.1(a)⁠(4), (b)⁠(4), (e)⁠(3), (f1) (absentee ballots);</w:t>
-      </w:r>
-      <w:r>
-        <w:t xml:space="preserve"> </w:t>
-      </w:r>
-      <w:r>
-        <w:rPr>
-          <w:i/>
-          <w:iCs/>
-        </w:rPr>
-        <w:t xml:space="preserve">id.</w:t>
-      </w:r>
-      <w:r>
-        <w:t xml:space="preserve"> </w:t>
-      </w:r>
-      <w:r>
-        <w:t xml:space="preserve">§ 163</w:t>
+        <w:t xml:space="preserve">303.)</w:t>
+      </w:r>
+    </w:p>
+    <w:p>
+      <w:pPr>
+        <w:pStyle w:val="BodyText"/>
+      </w:pPr>
+      <w:r>
+        <w:t xml:space="preserve">It is unknown whether this category of election protests will affect the outcome of the election, standing alone. As it stands, fewer than 300 Never Residents voted in the protested election, and the current margin between the candidates is over 700 votes. However, if the other election protests were to reduce the vote margin between the candidates, then it’s possible that the issue of Never Resident voting could become outcome-determinative.</w:t>
+      </w:r>
+    </w:p>
+    <w:p>
+      <w:pPr>
+        <w:pStyle w:val="BodyText"/>
+      </w:pPr>
+      <w:r>
+        <w:rPr>
+          <w:i/>
+          <w:iCs/>
+        </w:rPr>
+        <w:t xml:space="preserve">Incomplete Voter Registrations.</w:t>
+      </w:r>
+      <w:r>
+        <w:t xml:space="preserve"> </w:t>
+      </w:r>
+      <w:r>
+        <w:t xml:space="preserve">Since 2004, the General Assembly has required someone registering to vote to provide his drivers license or last four digits of his social security number on his voter registration application. N.C. Sess. Law 2003</w:t>
       </w:r>
       <w:r>
         <w:noBreakHyphen/>
       </w:r>
       <w:r>
-        <w:t xml:space="preserve">166.16(a) (in-person voting); N.C. Const. art. VI, §§ 2(4), 3(2) (same). Yet the State Board decided not to require photo identification for absentee ballots cast by voters who live overseas. State law, however, doesn’t exempt overseas voters from the photo-identification requirement.</w:t>
-      </w:r>
-    </w:p>
-    <w:p>
-      <w:pPr>
-        <w:pStyle w:val="BodyText"/>
-      </w:pPr>
-      <w:r>
-        <w:t xml:space="preserve">In the Supreme Court contest, 5,509 such ballots were unlawfully cast. Judge Griffin anticipates that, if these unlawful ballots are excluded, he will win the election. An example of this type of protest can be found in the Administrative Record. (A.R. pp 349</w:t>
-      </w:r>
-      <w:r>
-        <w:noBreakHyphen/>
-      </w:r>
-      <w:r>
-        <w:t xml:space="preserve">58.)</w:t>
-      </w:r>
-    </w:p>
-    <w:p>
-      <w:pPr>
-        <w:pStyle w:val="BodyText"/>
-      </w:pPr>
-      <w:r>
-        <w:rPr>
-          <w:i/>
-          <w:iCs/>
-        </w:rPr>
-        <w:t xml:space="preserve">Never Residents.</w:t>
-      </w:r>
-      <w:r>
-        <w:t xml:space="preserve"> </w:t>
-      </w:r>
-      <w:r>
-        <w:t xml:space="preserve">Our state constitution limits voters for state offices to people who actually reside in North Carolina. N.C. Const. art. VI, § 2(1);</w:t>
-      </w:r>
-      <w:r>
-        <w:t xml:space="preserve"> </w:t>
-      </w:r>
-      <w:r>
-        <w:rPr>
-          <w:i/>
-          <w:iCs/>
-        </w:rPr>
-        <w:t xml:space="preserve">Bouvier</w:t>
-      </w:r>
-      <w:r>
-        <w:t xml:space="preserve">, 386 N.C. at 4 n.2, 900 S.E.2d at 843 n.2 (explaining that</w:t>
-      </w:r>
-      <w:r>
-        <w:t xml:space="preserve"> </w:t>
-      </w:r>
-      <w:r>
-        <w:t xml:space="preserve">“nonresidents”</w:t>
-      </w:r>
-      <w:r>
-        <w:t xml:space="preserve"> </w:t>
-      </w:r>
-      <w:r>
-        <w:t xml:space="preserve">are</w:t>
-      </w:r>
-      <w:r>
-        <w:t xml:space="preserve"> </w:t>
-      </w:r>
-      <w:r>
-        <w:t xml:space="preserve">“categorically ineligible to vote”</w:t>
-      </w:r>
-      <w:r>
-        <w:t xml:space="preserve"> </w:t>
-      </w:r>
-      <w:r>
-        <w:t xml:space="preserve">for state offices). Nonetheless, the State Board allowed approximately 267 people to vote in the protested election who have never resided in North Carolina or anywhere else in the United States. These voters self-identified themselves as such, stating on a form</w:t>
-      </w:r>
-      <w:r>
-        <w:t xml:space="preserve"> </w:t>
-      </w:r>
-      <w:r>
-        <w:t xml:space="preserve">“I am a U.S. citizen living outside the country, and I have never lived in the United States.”</w:t>
-      </w:r>
-      <w:r>
-        <w:t xml:space="preserve"> </w:t>
-      </w:r>
-      <w:r>
-        <w:t xml:space="preserve">Counting these ballots is unlawful. An example of this type of protest can be found in the Administrative Record. (A.R. pp 288</w:t>
-      </w:r>
-      <w:r>
-        <w:noBreakHyphen/>
-      </w:r>
-      <w:r>
-        <w:t xml:space="preserve">303.)</w:t>
-      </w:r>
-    </w:p>
-    <w:p>
-      <w:pPr>
-        <w:pStyle w:val="BodyText"/>
-      </w:pPr>
-      <w:r>
-        <w:t xml:space="preserve">It is unknown whether this category of election protests will affect the outcome of the election, standing alone. As it stands, fewer than 300 Never Residents voted in the protested election, and the current margin between the candidates is over 700 votes. However, if the other election protests were to reduce the vote margin between the candidates, then it’s possible that the issue of Never Resident voting could become outcome-determinative.</w:t>
-      </w:r>
-    </w:p>
-    <w:p>
-      <w:pPr>
-        <w:pStyle w:val="BodyText"/>
-      </w:pPr>
-      <w:r>
-        <w:rPr>
-          <w:i/>
-          <w:iCs/>
-        </w:rPr>
-        <w:t xml:space="preserve">Incomplete Voter Registrations.</w:t>
-      </w:r>
-      <w:r>
-        <w:t xml:space="preserve"> </w:t>
-      </w:r>
-      <w:r>
-        <w:t xml:space="preserve">Since 2004, the General Assembly has required someone registering to vote to provide his drivers license or last four digits of his social security number on his voter registration application. N.C. Sess. Law 2003</w:t>
-      </w:r>
-      <w:r>
-        <w:noBreakHyphen/>
-      </w:r>
-      <w:r>
-        <w:t xml:space="preserve">226, § 9 (codified as amended at N.C. Gen. Stat. § 163</w:t>
-      </w:r>
-      <w:r>
-        <w:noBreakHyphen/>
-      </w:r>
-      <w:r>
-        <w:t xml:space="preserve">82.4). However, until December 2023, the State Board of Elections chose not to enforce this law. And even when the Board admitted its decades of lawlessness, it refused to cure the improper registrations and would only require the information from new registrants. In the race for Seat 6 of the Supreme Court, over 60,000 people cast ballots, even though they had never provided the statutorily required information to become lawful voter registrants. Under state law, unless someone is lawfully registered to vote, he cannot vote. N.C. Const. art. VI, § 3(1); N.C. Gen. Stat. § 163</w:t>
-      </w:r>
-      <w:r>
-        <w:noBreakHyphen/>
-      </w:r>
-      <w:r>
-        <w:t xml:space="preserve">82.1(a).</w:t>
+        <w:t xml:space="preserve">226, § 9 (codified as amended at N.C. Gen. Stat. § 163-⁠82.4). However, until December 2023, the State Board of Elections chose not to enforce this law. And even when the Board admitted its decades of lawlessness, it refused to cure the improper registrations and would only require the information from new registrants. In the race for Seat 6 of the Supreme Court, over 60,000 people cast ballots, even though they had never provided the statutorily required information to become lawful voter registrants. Under state law, unless someone is lawfully registered to vote, he cannot vote. N.C. Const. art. VI, § 3(1); N.C. Gen. Stat. § 163-⁠82.1(a).</w:t>
       </w:r>
     </w:p>
     <w:p>
@@ -3056,7 +3026,7 @@
         <w:t xml:space="preserve"> </w:t>
       </w:r>
       <w:r>
-        <w:t xml:space="preserve">(No. 320P24) (N.C. Jan. 22, 2025), available at https://appellate.nccourts.org/​orders.php?t=P&amp;court=l&amp;id=444272&amp;pdf=l&amp;a=0&amp;docket=l&amp;dev=l. The Supreme Court also stayed certification of the election while this Court acts, and until</w:t>
+        <w:t xml:space="preserve">(No. 320P24) (N.C. Jan. 22, 2025), available at https://​appellate.​nccourts.​org/​orders.​php?​t=P&amp;court=l&amp;id=444272&amp;pdf=l&amp;a=0&amp;docket=l&amp;dev=l. The Supreme Court also stayed certification of the election while this Court acts, and until</w:t>
       </w:r>
       <w:r>
         <w:t xml:space="preserve"> </w:t>
@@ -3611,7 +3581,7 @@
         <w:noBreakHyphen/>
       </w:r>
       <w:r>
-        <w:t xml:space="preserve">2), available at https://www.ncappellatecourts.org/​show-file.php?document id=93938. The Board argued that the election challenges should have been</w:t>
+        <w:t xml:space="preserve">2), available at https://​www.​ncappellatecourts.​org/​show-​file.​php?​document id=93938. The Board argued that the election challenges should have been</w:t>
       </w:r>
       <w:r>
         <w:t xml:space="preserve"> </w:t>
@@ -3746,7 +3716,7 @@
         <w:noBreakHyphen/>
       </w:r>
       <w:r>
-        <w:t xml:space="preserve">2), available at https://www.ncappellatecourts.org/​show-file.php?document id=93938. Indeed, that was the heading of the argument:</w:t>
+        <w:t xml:space="preserve">2), available at https://​www.​ncappellatecourts.​org/​show-​file.​php?​document id=93938. Indeed, that was the heading of the argument:</w:t>
       </w:r>
       <w:r>
         <w:t xml:space="preserve"> </w:t>
@@ -3853,7 +3823,7 @@
         <w:noBreakHyphen/>
       </w:r>
       <w:r>
-        <w:t xml:space="preserve">2), available at https://www.ncappellatecourts.org/​show-file.php?document id=93940.</w:t>
+        <w:t xml:space="preserve">2), available at https://​www.​ncappellatecourts.​org/​show-​file.​php?​document id=93940.</w:t>
       </w:r>
     </w:p>
     <w:p>
@@ -4600,13 +4570,32 @@
         <w:t xml:space="preserve"> </w:t>
       </w:r>
       <w:r>
-        <w:t xml:space="preserve">N.C. Gen. Stat. §§ 163</w:t>
+        <w:t xml:space="preserve">N.C. Gen. Stat. §§ 163-⁠226 to</w:t>
+      </w:r>
+      <w:r>
+        <w:t xml:space="preserve"> </w:t>
       </w:r>
       <w:r>
         <w:noBreakHyphen/>
       </w:r>
       <w:r>
-        <w:t xml:space="preserve">226 to</w:t>
+        <w:t xml:space="preserve">239. Article 21A, which is called the Uniform Military and Overseas Voters Act or UMOVA, layers on additional rules for absentee voting by military and overseas voters.</w:t>
+      </w:r>
+      <w:r>
+        <w:t xml:space="preserve"> </w:t>
+      </w:r>
+      <w:r>
+        <w:rPr>
+          <w:i/>
+          <w:iCs/>
+        </w:rPr>
+        <w:t xml:space="preserve">See id.</w:t>
+      </w:r>
+      <w:r>
+        <w:t xml:space="preserve"> </w:t>
+      </w:r>
+      <w:r>
+        <w:t xml:space="preserve">§§ 163-⁠258.1 to</w:t>
       </w:r>
       <w:r>
         <w:t xml:space="preserve"> </w:t>
@@ -4615,7 +4604,33 @@
         <w:noBreakHyphen/>
       </w:r>
       <w:r>
-        <w:t xml:space="preserve">239. Article 21A, which is called the Uniform Military and Overseas Voters Act or UMOVA, layers on additional rules for absentee voting by military and overseas voters.</w:t>
+        <w:t xml:space="preserve">258.31. The general absentee voting provisions of Article 20 apply to overseas absentee voting under Article 21A, and not vice versa. Section 163</w:t>
+      </w:r>
+      <w:r>
+        <w:noBreakHyphen/>
+      </w:r>
+      <w:r>
+        <w:t xml:space="preserve">239 states,</w:t>
+      </w:r>
+      <w:r>
+        <w:t xml:space="preserve"> </w:t>
+      </w:r>
+      <w:r>
+        <w:t xml:space="preserve">“Except as otherwise provided therein, Article 21A of this Chapter [for overseas absentee voting] shall not apply to or modify the provisions of this Article [20].”</w:t>
+      </w:r>
+      <w:r>
+        <w:t xml:space="preserve"> </w:t>
+      </w:r>
+      <w:r>
+        <w:t xml:space="preserve">In other words, Article 21A does not exempt overseas voters from the photo-identification requirement of Article 20 just because Article 21A doesn’t mention photo-identification.</w:t>
+      </w:r>
+    </w:p>
+    <w:p>
+      <w:pPr>
+        <w:pStyle w:val="BodyText"/>
+      </w:pPr>
+      <w:r>
+        <w:t xml:space="preserve">One of the key provisions of Article 20 is the requirement of photo identification for absentee voting. N.C. Gen. Stat. § 163-⁠230.1(a)⁠(4), (b)⁠(4), (e)⁠(3), (f1). These provisions equalize the burden of voting: both in-person voters and absentee voters must show photo identification to cast a ballot.</w:t>
       </w:r>
       <w:r>
         <w:t xml:space="preserve"> </w:t>
@@ -4631,40 +4646,121 @@
         <w:t xml:space="preserve"> </w:t>
       </w:r>
       <w:r>
-        <w:t xml:space="preserve">§§ 163</w:t>
+        <w:t xml:space="preserve">§ 163-⁠166.16(a) (requiring photo identification for in-person voting); N.C. Const. art. VI, §§ 2(4), 3(2) (same). The General Assembly enacted UMOVA in 2011 to regulate absentee ballots cast by overseas voters.</w:t>
+      </w:r>
+      <w:r>
+        <w:t xml:space="preserve"> </w:t>
+      </w:r>
+      <w:r>
+        <w:rPr>
+          <w:i/>
+          <w:iCs/>
+        </w:rPr>
+        <w:t xml:space="preserve">See</w:t>
+      </w:r>
+      <w:r>
+        <w:t xml:space="preserve"> </w:t>
+      </w:r>
+      <w:r>
+        <w:t xml:space="preserve">N.C. Sess. Law 2011</w:t>
       </w:r>
       <w:r>
         <w:noBreakHyphen/>
       </w:r>
       <w:r>
-        <w:t xml:space="preserve">258.1 to</w:t>
-      </w:r>
-      <w:r>
-        <w:t xml:space="preserve"> </w:t>
+        <w:t xml:space="preserve">182. The General Assembly then added legislation to require photo identification for absentee ballots.</w:t>
+      </w:r>
+      <w:r>
+        <w:t xml:space="preserve"> </w:t>
+      </w:r>
+      <w:r>
+        <w:rPr>
+          <w:i/>
+          <w:iCs/>
+        </w:rPr>
+        <w:t xml:space="preserve">See, e.g.</w:t>
+      </w:r>
+      <w:r>
+        <w:t xml:space="preserve">, N.C. Sess. Law 2019</w:t>
       </w:r>
       <w:r>
         <w:noBreakHyphen/>
       </w:r>
       <w:r>
-        <w:t xml:space="preserve">258.31. The general absentee voting provisions of Article 20 apply to overseas absentee voting under Article 21A, and not vice versa. Section 163</w:t>
+        <w:t xml:space="preserve">239, § 1.2(b). When the legislature did so, it did not exempt overseas voters. If our legislature intended to exempt overseas absentee voters from the photo identification requirement, it would have said so explicitly.</w:t>
+      </w:r>
+    </w:p>
+    <w:p>
+      <w:pPr>
+        <w:pStyle w:val="BodyText"/>
+      </w:pPr>
+      <w:r>
+        <w:t xml:space="preserve">But overseas voters are not exempt from this equalization requirement and must provide photo identification to vote. All absentee ballots—cast under either Article 20 or Article 21A—must be transmitted to the relevant county board of elections by placing it in a</w:t>
+      </w:r>
+      <w:r>
+        <w:t xml:space="preserve"> </w:t>
+      </w:r>
+      <w:r>
+        <w:t xml:space="preserve">“sealed container-return envelope.”</w:t>
+      </w:r>
+      <w:r>
+        <w:t xml:space="preserve"> </w:t>
+      </w:r>
+      <w:r>
+        <w:t xml:space="preserve">N.C. Gen. Stat. § 163-⁠231(b)⁠(1). This reference to a sealed container-return envelope applies expressly to absentee ballots cast under both Articles 20 and 21A.</w:t>
+      </w:r>
+      <w:r>
+        <w:t xml:space="preserve"> </w:t>
+      </w:r>
+      <w:r>
+        <w:rPr>
+          <w:i/>
+          <w:iCs/>
+        </w:rPr>
+        <w:t xml:space="preserve">Id.</w:t>
+      </w:r>
+      <w:r>
+        <w:t xml:space="preserve"> </w:t>
+      </w:r>
+      <w:r>
+        <w:t xml:space="preserve">§ 163-⁠231(b). To understand what an overseas voter must put in the</w:t>
+      </w:r>
+      <w:r>
+        <w:t xml:space="preserve"> </w:t>
+      </w:r>
+      <w:r>
+        <w:t xml:space="preserve">“sealed container-return envelope,”</w:t>
+      </w:r>
+      <w:r>
+        <w:t xml:space="preserve"> </w:t>
+      </w:r>
+      <w:r>
+        <w:t xml:space="preserve">the voter must look at the requirements under Article 20, since Article 21A does not answer the question.</w:t>
+      </w:r>
+      <w:r>
+        <w:t xml:space="preserve"> </w:t>
+      </w:r>
+      <w:r>
+        <w:rPr>
+          <w:i/>
+          <w:iCs/>
+        </w:rPr>
+        <w:t xml:space="preserve">See id.</w:t>
+      </w:r>
+      <w:r>
+        <w:t xml:space="preserve"> </w:t>
+      </w:r>
+      <w:r>
+        <w:t xml:space="preserve">§§ 163-⁠258.1 to</w:t>
+      </w:r>
+      <w:r>
+        <w:t xml:space="preserve"> </w:t>
       </w:r>
       <w:r>
         <w:noBreakHyphen/>
       </w:r>
       <w:r>
-        <w:t xml:space="preserve">239 states,</w:t>
-      </w:r>
-      <w:r>
-        <w:t xml:space="preserve"> </w:t>
-      </w:r>
-      <w:r>
-        <w:t xml:space="preserve">“Except as otherwise provided therein, Article 21A of this Chapter [for overseas absentee voting] shall not apply to or modify the provisions of this Article [20].”</w:t>
-      </w:r>
-      <w:r>
-        <w:t xml:space="preserve"> </w:t>
-      </w:r>
-      <w:r>
-        <w:t xml:space="preserve">In other words, Article 21A does not exempt overseas voters from the photo-identification requirement of Article 20 just because Article 21A doesn’t mention photo-identification.</w:t>
+        <w:t xml:space="preserve">258.31.</w:t>
       </w:r>
     </w:p>
     <w:p>
@@ -4672,13 +4768,304 @@
         <w:pStyle w:val="BodyText"/>
       </w:pPr>
       <w:r>
-        <w:t xml:space="preserve">One of the key provisions of Article 20 is the requirement of photo identification for absentee voting. N.C. Gen. Stat. § 163</w:t>
+        <w:t xml:space="preserve">Article 20 is clear that the</w:t>
+      </w:r>
+      <w:r>
+        <w:t xml:space="preserve"> </w:t>
+      </w:r>
+      <w:r>
+        <w:t xml:space="preserve">“sealed container-return envelope”</w:t>
+      </w:r>
+      <w:r>
+        <w:t xml:space="preserve"> </w:t>
+      </w:r>
+      <w:r>
+        <w:t xml:space="preserve">exists, in part, to hold the photo identification of all absentee ballots. The container-return envelope must contain a valid photo identification:</w:t>
+      </w:r>
+      <w:r>
+        <w:t xml:space="preserve"> </w:t>
+      </w:r>
+      <w:r>
+        <w:t xml:space="preserve">“Each container-return envelope returned to the county board with application and voted ballots under this section shall be accompanied by a photocopy of identification . . . .”</w:t>
+      </w:r>
+      <w:r>
+        <w:t xml:space="preserve"> </w:t>
+      </w:r>
+      <w:r>
+        <w:rPr>
+          <w:i/>
+          <w:iCs/>
+        </w:rPr>
+        <w:t xml:space="preserve">Id.</w:t>
+      </w:r>
+      <w:r>
+        <w:t xml:space="preserve"> </w:t>
+      </w:r>
+      <w:r>
+        <w:t xml:space="preserve">§ 163-⁠230.1(f1). The failure to include a photo identification in the container-return envelope is a curable deficiency, but only if the proper identification is received the day before the county canvass.</w:t>
+      </w:r>
+      <w:r>
+        <w:t xml:space="preserve"> </w:t>
+      </w:r>
+      <w:r>
+        <w:rPr>
+          <w:i/>
+          <w:iCs/>
+        </w:rPr>
+        <w:t xml:space="preserve">Id.</w:t>
+      </w:r>
+      <w:r>
+        <w:t xml:space="preserve"> </w:t>
+      </w:r>
+      <w:r>
+        <w:t xml:space="preserve">§ 163-⁠230.1(e). None of the challenged ballots were cured.</w:t>
+      </w:r>
+    </w:p>
+    <w:p>
+      <w:pPr>
+        <w:pStyle w:val="BodyText"/>
+      </w:pPr>
+      <w:r>
+        <w:t xml:space="preserve">Even at a more general level, absentee ballots cast both within and without the United States (Article 20 and Article 21A absentee ballots) are generally treated alike and are all considered absentee ballots:</w:t>
+      </w:r>
+    </w:p>
+    <w:p>
+      <w:pPr>
+        <w:pStyle w:val="XdQuoteOnly"/>
+      </w:pPr>
+      <w:r>
+        <w:t xml:space="preserve">“The county board shall report ballots cast during early voting under Part 5 of Article 14A of this Chapter separately from mail-in absentee ballots cast under Article 20 or 21A of this Chapter.”</w:t>
+      </w:r>
+      <w:r>
+        <w:t xml:space="preserve"> </w:t>
+      </w:r>
+      <w:r>
+        <w:rPr>
+          <w:i/>
+          <w:iCs/>
+        </w:rPr>
+        <w:t xml:space="preserve">Id.</w:t>
+      </w:r>
+      <w:r>
+        <w:t xml:space="preserve"> </w:t>
+      </w:r>
+      <w:r>
+        <w:t xml:space="preserve">§ 163-⁠132.5G(a1)⁠(4).</w:t>
+      </w:r>
+    </w:p>
+    <w:p>
+      <w:pPr>
+        <w:pStyle w:val="XdQuoteOnly"/>
+      </w:pPr>
+      <w:r>
+        <w:t xml:space="preserve">“The sealed container-return envelope in which executed absentee ballots have been placed shall be transmitted to the county board of elections who issued those ballots as follows . . . All ballots issued under the provisions of this Article and Article 21A of this Chapter shall be transmitted by one of the following means . . . .”</w:t>
+      </w:r>
+      <w:r>
+        <w:t xml:space="preserve"> </w:t>
+      </w:r>
+      <w:r>
+        <w:rPr>
+          <w:i/>
+          <w:iCs/>
+        </w:rPr>
+        <w:t xml:space="preserve">Id.</w:t>
+      </w:r>
+      <w:r>
+        <w:t xml:space="preserve"> </w:t>
+      </w:r>
+      <w:r>
+        <w:t xml:space="preserve">§ 163-⁠231(b).</w:t>
+      </w:r>
+    </w:p>
+    <w:p>
+      <w:pPr>
+        <w:pStyle w:val="BodyText"/>
+      </w:pPr>
+      <w:r>
+        <w:t xml:space="preserve">The lawful procedure for counting absentee ballots cast under both Article 20 and Article 21A are set out in Article 20.</w:t>
+      </w:r>
+      <w:r>
+        <w:t xml:space="preserve"> </w:t>
+      </w:r>
+      <w:r>
+        <w:rPr>
+          <w:i/>
+          <w:iCs/>
+        </w:rPr>
+        <w:t xml:space="preserve">Id.</w:t>
+      </w:r>
+      <w:r>
+        <w:t xml:space="preserve"> </w:t>
+      </w:r>
+      <w:r>
+        <w:t xml:space="preserve">§ 163-⁠234.</w:t>
+      </w:r>
+    </w:p>
+    <w:p>
+      <w:pPr>
+        <w:pStyle w:val="BodyText"/>
+      </w:pPr>
+      <w:r>
+        <w:t xml:space="preserve">Moreover, Article 21A recognizes that overseas voters will need to provide photo identification. For instance, an overseas voter may apply for an absentee ballot by using</w:t>
+      </w:r>
+      <w:r>
+        <w:t xml:space="preserve"> </w:t>
+      </w:r>
+      <w:r>
+        <w:t xml:space="preserve">“the regular application provided by Article 20.”</w:t>
+      </w:r>
+      <w:r>
+        <w:t xml:space="preserve"> </w:t>
+      </w:r>
+      <w:r>
+        <w:rPr>
+          <w:i/>
+          <w:iCs/>
+        </w:rPr>
+        <w:t xml:space="preserve">Id.</w:t>
+      </w:r>
+      <w:r>
+        <w:t xml:space="preserve"> </w:t>
+      </w:r>
+      <w:r>
+        <w:t xml:space="preserve">§ 163-⁠258.7(a). And when overseas voters so apply, they are to be informed of the photo-identification requirement,</w:t>
+      </w:r>
+      <w:r>
+        <w:t xml:space="preserve"> </w:t>
+      </w:r>
+      <w:r>
+        <w:rPr>
+          <w:i/>
+          <w:iCs/>
+        </w:rPr>
+        <w:t xml:space="preserve">id.</w:t>
+      </w:r>
+      <w:r>
+        <w:t xml:space="preserve"> </w:t>
+      </w:r>
+      <w:r>
+        <w:t xml:space="preserve">§ 163-⁠230.1(a)⁠(4), and are to return their ballots with photo identification,</w:t>
+      </w:r>
+      <w:r>
+        <w:t xml:space="preserve"> </w:t>
+      </w:r>
+      <w:r>
+        <w:rPr>
+          <w:i/>
+          <w:iCs/>
+        </w:rPr>
+        <w:t xml:space="preserve">id.</w:t>
+      </w:r>
+      <w:r>
+        <w:t xml:space="preserve"> </w:t>
+      </w:r>
+      <w:r>
+        <w:t xml:space="preserve">§ 163-⁠230.1(f1).</w:t>
+      </w:r>
+    </w:p>
+    <w:p>
+      <w:pPr>
+        <w:pStyle w:val="BodyText"/>
+      </w:pPr>
+      <w:r>
+        <w:t xml:space="preserve">Article 20 also has many general provisions about absentee voting that must apply to overseas voters, even though Article 20 does not say so expressly. For instance, Article 20 explains who may vote in partisan primaries,</w:t>
+      </w:r>
+      <w:r>
+        <w:t xml:space="preserve"> </w:t>
+      </w:r>
+      <w:r>
+        <w:rPr>
+          <w:i/>
+          <w:iCs/>
+        </w:rPr>
+        <w:t xml:space="preserve">id.</w:t>
+      </w:r>
+      <w:r>
+        <w:t xml:space="preserve"> </w:t>
+      </w:r>
+      <w:r>
+        <w:t xml:space="preserve">§ 163-⁠226.1, but Article 21A is silent on the issue. Article 20 imposes felony criminal liability for various misdeeds,</w:t>
+      </w:r>
+      <w:r>
+        <w:t xml:space="preserve"> </w:t>
+      </w:r>
+      <w:r>
+        <w:rPr>
+          <w:i/>
+          <w:iCs/>
+        </w:rPr>
+        <w:t xml:space="preserve">id.</w:t>
+      </w:r>
+      <w:r>
+        <w:t xml:space="preserve"> </w:t>
+      </w:r>
+      <w:r>
+        <w:t xml:space="preserve">§§ 163-⁠226.3,</w:t>
+      </w:r>
+      <w:r>
+        <w:t xml:space="preserve"> </w:t>
       </w:r>
       <w:r>
         <w:noBreakHyphen/>
       </w:r>
       <w:r>
-        <w:t xml:space="preserve">230.1(a)⁠(4), (b)⁠(4), (e)⁠(3), (f1). These provisions equalize the burden of voting: both in-person voters and absentee voters must show photo identification to cast a ballot.</w:t>
+        <w:t xml:space="preserve">237, but Article 21A is silent. The same is true for making various records public records,</w:t>
+      </w:r>
+      <w:r>
+        <w:t xml:space="preserve"> </w:t>
+      </w:r>
+      <w:r>
+        <w:rPr>
+          <w:i/>
+          <w:iCs/>
+        </w:rPr>
+        <w:t xml:space="preserve">id.</w:t>
+      </w:r>
+      <w:r>
+        <w:t xml:space="preserve"> </w:t>
+      </w:r>
+      <w:r>
+        <w:t xml:space="preserve">§ 163-⁠228, imposing a duty on the State Board to report legal violations to district attorneys,</w:t>
+      </w:r>
+      <w:r>
+        <w:t xml:space="preserve"> </w:t>
+      </w:r>
+      <w:r>
+        <w:rPr>
+          <w:i/>
+          <w:iCs/>
+        </w:rPr>
+        <w:t xml:space="preserve">id.</w:t>
+      </w:r>
+      <w:r>
+        <w:t xml:space="preserve"> </w:t>
+      </w:r>
+      <w:r>
+        <w:t xml:space="preserve">§ 163-⁠238, and imposing a duty on county boards to retain applications for absentee ballots,</w:t>
+      </w:r>
+      <w:r>
+        <w:t xml:space="preserve"> </w:t>
+      </w:r>
+      <w:r>
+        <w:rPr>
+          <w:i/>
+          <w:iCs/>
+        </w:rPr>
+        <w:t xml:space="preserve">id.</w:t>
+      </w:r>
+      <w:r>
+        <w:t xml:space="preserve"> </w:t>
+      </w:r>
+      <w:r>
+        <w:t xml:space="preserve">§ 163-⁠233.</w:t>
+      </w:r>
+    </w:p>
+    <w:p>
+      <w:pPr>
+        <w:pStyle w:val="BodyText"/>
+      </w:pPr>
+      <w:r>
+        <w:t xml:space="preserve">As is apparent from the structure of these articles, Article 20 generally applies to all absentee voting, except where Article 21A provides a different rule.</w:t>
       </w:r>
       <w:r>
         <w:t xml:space="preserve"> </w:t>
@@ -4694,550 +5081,7 @@
         <w:t xml:space="preserve"> </w:t>
       </w:r>
       <w:r>
-        <w:t xml:space="preserve">§ 163</w:t>
-      </w:r>
-      <w:r>
-        <w:noBreakHyphen/>
-      </w:r>
-      <w:r>
-        <w:t xml:space="preserve">166.16(a) (requiring photo identification for in-person voting); N.C. Const. art. VI, §§ 2(4), 3(2) (same). The General Assembly enacted UMOVA in 2011 to regulate absentee ballots cast by overseas voters.</w:t>
-      </w:r>
-      <w:r>
-        <w:t xml:space="preserve"> </w:t>
-      </w:r>
-      <w:r>
-        <w:rPr>
-          <w:i/>
-          <w:iCs/>
-        </w:rPr>
-        <w:t xml:space="preserve">See</w:t>
-      </w:r>
-      <w:r>
-        <w:t xml:space="preserve"> </w:t>
-      </w:r>
-      <w:r>
-        <w:t xml:space="preserve">N.C. Sess. Law 2011</w:t>
-      </w:r>
-      <w:r>
-        <w:noBreakHyphen/>
-      </w:r>
-      <w:r>
-        <w:t xml:space="preserve">182. The General Assembly then added legislation to require photo identification for absentee ballots.</w:t>
-      </w:r>
-      <w:r>
-        <w:t xml:space="preserve"> </w:t>
-      </w:r>
-      <w:r>
-        <w:rPr>
-          <w:i/>
-          <w:iCs/>
-        </w:rPr>
-        <w:t xml:space="preserve">See, e.g.</w:t>
-      </w:r>
-      <w:r>
-        <w:t xml:space="preserve">, N.C. Sess. Law 2019</w:t>
-      </w:r>
-      <w:r>
-        <w:noBreakHyphen/>
-      </w:r>
-      <w:r>
-        <w:t xml:space="preserve">239, § 1.2(b). When the legislature did so, it did not exempt overseas voters. If our legislature intended to exempt overseas absentee voters from the photo identification requirement, it would have said so explicitly.</w:t>
-      </w:r>
-    </w:p>
-    <w:p>
-      <w:pPr>
-        <w:pStyle w:val="BodyText"/>
-      </w:pPr>
-      <w:r>
-        <w:t xml:space="preserve">But overseas voters are not exempt from this equalization requirement and must provide photo identification to vote. All absentee ballots—cast under either Article 20 or Article 21A—must be transmitted to the relevant county board of elections by placing it in a</w:t>
-      </w:r>
-      <w:r>
-        <w:t xml:space="preserve"> </w:t>
-      </w:r>
-      <w:r>
-        <w:t xml:space="preserve">“sealed container-return envelope.”</w:t>
-      </w:r>
-      <w:r>
-        <w:t xml:space="preserve"> </w:t>
-      </w:r>
-      <w:r>
-        <w:t xml:space="preserve">N.C. Gen. Stat. § 163</w:t>
-      </w:r>
-      <w:r>
-        <w:noBreakHyphen/>
-      </w:r>
-      <w:r>
-        <w:t xml:space="preserve">231(b)⁠(1). This reference to a sealed container-return envelope applies expressly to absentee ballots cast under both Articles 20 and 21A.</w:t>
-      </w:r>
-      <w:r>
-        <w:t xml:space="preserve"> </w:t>
-      </w:r>
-      <w:r>
-        <w:rPr>
-          <w:i/>
-          <w:iCs/>
-        </w:rPr>
-        <w:t xml:space="preserve">Id.</w:t>
-      </w:r>
-      <w:r>
-        <w:t xml:space="preserve"> </w:t>
-      </w:r>
-      <w:r>
-        <w:t xml:space="preserve">§ 163</w:t>
-      </w:r>
-      <w:r>
-        <w:noBreakHyphen/>
-      </w:r>
-      <w:r>
-        <w:t xml:space="preserve">231(b). To understand what an overseas voter must put in the</w:t>
-      </w:r>
-      <w:r>
-        <w:t xml:space="preserve"> </w:t>
-      </w:r>
-      <w:r>
-        <w:t xml:space="preserve">“sealed container-return envelope,”</w:t>
-      </w:r>
-      <w:r>
-        <w:t xml:space="preserve"> </w:t>
-      </w:r>
-      <w:r>
-        <w:t xml:space="preserve">the voter must look at the requirements under Article 20, since Article 21A does not answer the question.</w:t>
-      </w:r>
-      <w:r>
-        <w:t xml:space="preserve"> </w:t>
-      </w:r>
-      <w:r>
-        <w:rPr>
-          <w:i/>
-          <w:iCs/>
-        </w:rPr>
-        <w:t xml:space="preserve">See id.</w:t>
-      </w:r>
-      <w:r>
-        <w:t xml:space="preserve"> </w:t>
-      </w:r>
-      <w:r>
-        <w:t xml:space="preserve">§§ 163</w:t>
-      </w:r>
-      <w:r>
-        <w:noBreakHyphen/>
-      </w:r>
-      <w:r>
-        <w:t xml:space="preserve">258.1 to</w:t>
-      </w:r>
-      <w:r>
-        <w:t xml:space="preserve"> </w:t>
-      </w:r>
-      <w:r>
-        <w:noBreakHyphen/>
-      </w:r>
-      <w:r>
-        <w:t xml:space="preserve">258.31.</w:t>
-      </w:r>
-    </w:p>
-    <w:p>
-      <w:pPr>
-        <w:pStyle w:val="BodyText"/>
-      </w:pPr>
-      <w:r>
-        <w:t xml:space="preserve">Article 20 is clear that the</w:t>
-      </w:r>
-      <w:r>
-        <w:t xml:space="preserve"> </w:t>
-      </w:r>
-      <w:r>
-        <w:t xml:space="preserve">“sealed container-return envelope”</w:t>
-      </w:r>
-      <w:r>
-        <w:t xml:space="preserve"> </w:t>
-      </w:r>
-      <w:r>
-        <w:t xml:space="preserve">exists, in part, to hold the photo identification of all absentee ballots. The container-return envelope must contain a valid photo identification:</w:t>
-      </w:r>
-      <w:r>
-        <w:t xml:space="preserve"> </w:t>
-      </w:r>
-      <w:r>
-        <w:t xml:space="preserve">“Each container-return envelope returned to the county board with application and voted ballots under this section shall be accompanied by a photocopy of identification . . . .”</w:t>
-      </w:r>
-      <w:r>
-        <w:t xml:space="preserve"> </w:t>
-      </w:r>
-      <w:r>
-        <w:rPr>
-          <w:i/>
-          <w:iCs/>
-        </w:rPr>
-        <w:t xml:space="preserve">Id.</w:t>
-      </w:r>
-      <w:r>
-        <w:t xml:space="preserve"> </w:t>
-      </w:r>
-      <w:r>
-        <w:t xml:space="preserve">§ 163</w:t>
-      </w:r>
-      <w:r>
-        <w:noBreakHyphen/>
-      </w:r>
-      <w:r>
-        <w:t xml:space="preserve">230.1(f1). The failure to include a photo identification in the container-return envelope is a curable deficiency, but only if the proper identification is received the day before the county canvass.</w:t>
-      </w:r>
-      <w:r>
-        <w:t xml:space="preserve"> </w:t>
-      </w:r>
-      <w:r>
-        <w:rPr>
-          <w:i/>
-          <w:iCs/>
-        </w:rPr>
-        <w:t xml:space="preserve">Id.</w:t>
-      </w:r>
-      <w:r>
-        <w:t xml:space="preserve"> </w:t>
-      </w:r>
-      <w:r>
-        <w:t xml:space="preserve">§ 163</w:t>
-      </w:r>
-      <w:r>
-        <w:noBreakHyphen/>
-      </w:r>
-      <w:r>
-        <w:t xml:space="preserve">230.1(e). None of the challenged ballots were cured.</w:t>
-      </w:r>
-    </w:p>
-    <w:p>
-      <w:pPr>
-        <w:pStyle w:val="BodyText"/>
-      </w:pPr>
-      <w:r>
-        <w:t xml:space="preserve">Even at a more general level, absentee ballots cast both within and without the United States (Article 20 and Article 21A absentee ballots) are generally treated alike and are all considered absentee ballots:</w:t>
-      </w:r>
-    </w:p>
-    <w:p>
-      <w:pPr>
-        <w:pStyle w:val="XdQuoteOnly"/>
-      </w:pPr>
-      <w:r>
-        <w:t xml:space="preserve">“The county board shall report ballots cast during early voting under Part 5 of Article 14A of this Chapter separately from mail-in absentee ballots cast under Article 20 or 21A of this Chapter.”</w:t>
-      </w:r>
-      <w:r>
-        <w:t xml:space="preserve"> </w:t>
-      </w:r>
-      <w:r>
-        <w:rPr>
-          <w:i/>
-          <w:iCs/>
-        </w:rPr>
-        <w:t xml:space="preserve">Id.</w:t>
-      </w:r>
-      <w:r>
-        <w:t xml:space="preserve"> </w:t>
-      </w:r>
-      <w:r>
-        <w:t xml:space="preserve">§ 163</w:t>
-      </w:r>
-      <w:r>
-        <w:noBreakHyphen/>
-      </w:r>
-      <w:r>
-        <w:t xml:space="preserve">132.5G(a1)⁠(4).</w:t>
-      </w:r>
-    </w:p>
-    <w:p>
-      <w:pPr>
-        <w:pStyle w:val="XdQuoteOnly"/>
-      </w:pPr>
-      <w:r>
-        <w:t xml:space="preserve">“The sealed container-return envelope in which executed absentee ballots have been placed shall be transmitted to the county board of elections who issued those ballots as follows . . . All ballots issued under the provisions of this Article and Article 21A of this Chapter shall be transmitted by one of the following means . . . .”</w:t>
-      </w:r>
-      <w:r>
-        <w:t xml:space="preserve"> </w:t>
-      </w:r>
-      <w:r>
-        <w:rPr>
-          <w:i/>
-          <w:iCs/>
-        </w:rPr>
-        <w:t xml:space="preserve">Id.</w:t>
-      </w:r>
-      <w:r>
-        <w:t xml:space="preserve"> </w:t>
-      </w:r>
-      <w:r>
-        <w:t xml:space="preserve">§ 163</w:t>
-      </w:r>
-      <w:r>
-        <w:noBreakHyphen/>
-      </w:r>
-      <w:r>
-        <w:t xml:space="preserve">231(b).</w:t>
-      </w:r>
-    </w:p>
-    <w:p>
-      <w:pPr>
-        <w:pStyle w:val="BodyText"/>
-      </w:pPr>
-      <w:r>
-        <w:t xml:space="preserve">The lawful procedure for counting absentee ballots cast under both Article 20 and Article 21A are set out in Article 20.</w:t>
-      </w:r>
-      <w:r>
-        <w:t xml:space="preserve"> </w:t>
-      </w:r>
-      <w:r>
-        <w:rPr>
-          <w:i/>
-          <w:iCs/>
-        </w:rPr>
-        <w:t xml:space="preserve">Id.</w:t>
-      </w:r>
-      <w:r>
-        <w:t xml:space="preserve"> </w:t>
-      </w:r>
-      <w:r>
-        <w:t xml:space="preserve">§ 163</w:t>
-      </w:r>
-      <w:r>
-        <w:noBreakHyphen/>
-      </w:r>
-      <w:r>
-        <w:t xml:space="preserve">234.</w:t>
-      </w:r>
-    </w:p>
-    <w:p>
-      <w:pPr>
-        <w:pStyle w:val="BodyText"/>
-      </w:pPr>
-      <w:r>
-        <w:t xml:space="preserve">Moreover, Article 21A recognizes that overseas voters will need to provide photo identification. For instance, an overseas voter may apply for an absentee ballot by using</w:t>
-      </w:r>
-      <w:r>
-        <w:t xml:space="preserve"> </w:t>
-      </w:r>
-      <w:r>
-        <w:t xml:space="preserve">“the regular application provided by Article 20.”</w:t>
-      </w:r>
-      <w:r>
-        <w:t xml:space="preserve"> </w:t>
-      </w:r>
-      <w:r>
-        <w:rPr>
-          <w:i/>
-          <w:iCs/>
-        </w:rPr>
-        <w:t xml:space="preserve">Id.</w:t>
-      </w:r>
-      <w:r>
-        <w:t xml:space="preserve"> </w:t>
-      </w:r>
-      <w:r>
-        <w:t xml:space="preserve">§ 163</w:t>
-      </w:r>
-      <w:r>
-        <w:noBreakHyphen/>
-      </w:r>
-      <w:r>
-        <w:t xml:space="preserve">258.7(a). And when overseas voters so apply, they are to be informed of the photo-identification requirement,</w:t>
-      </w:r>
-      <w:r>
-        <w:t xml:space="preserve"> </w:t>
-      </w:r>
-      <w:r>
-        <w:rPr>
-          <w:i/>
-          <w:iCs/>
-        </w:rPr>
-        <w:t xml:space="preserve">id.</w:t>
-      </w:r>
-      <w:r>
-        <w:t xml:space="preserve"> </w:t>
-      </w:r>
-      <w:r>
-        <w:t xml:space="preserve">§ 163</w:t>
-      </w:r>
-      <w:r>
-        <w:noBreakHyphen/>
-      </w:r>
-      <w:r>
-        <w:t xml:space="preserve">230.1(a)⁠(4), and are to return their ballots with photo identification,</w:t>
-      </w:r>
-      <w:r>
-        <w:t xml:space="preserve"> </w:t>
-      </w:r>
-      <w:r>
-        <w:rPr>
-          <w:i/>
-          <w:iCs/>
-        </w:rPr>
-        <w:t xml:space="preserve">id.</w:t>
-      </w:r>
-      <w:r>
-        <w:t xml:space="preserve"> </w:t>
-      </w:r>
-      <w:r>
-        <w:t xml:space="preserve">§ 163</w:t>
-      </w:r>
-      <w:r>
-        <w:noBreakHyphen/>
-      </w:r>
-      <w:r>
-        <w:t xml:space="preserve">230.1(f1).</w:t>
-      </w:r>
-    </w:p>
-    <w:p>
-      <w:pPr>
-        <w:pStyle w:val="BodyText"/>
-      </w:pPr>
-      <w:r>
-        <w:t xml:space="preserve">Article 20 also has many general provisions about absentee voting that must apply to overseas voters, even though Article 20 does not say so expressly. For instance, Article 20 explains who may vote in partisan primaries,</w:t>
-      </w:r>
-      <w:r>
-        <w:t xml:space="preserve"> </w:t>
-      </w:r>
-      <w:r>
-        <w:rPr>
-          <w:i/>
-          <w:iCs/>
-        </w:rPr>
-        <w:t xml:space="preserve">id.</w:t>
-      </w:r>
-      <w:r>
-        <w:t xml:space="preserve"> </w:t>
-      </w:r>
-      <w:r>
-        <w:t xml:space="preserve">§ 163</w:t>
-      </w:r>
-      <w:r>
-        <w:noBreakHyphen/>
-      </w:r>
-      <w:r>
-        <w:t xml:space="preserve">226.1, but Article 21A is silent on the issue. Article 20 imposes felony criminal liability for various misdeeds,</w:t>
-      </w:r>
-      <w:r>
-        <w:t xml:space="preserve"> </w:t>
-      </w:r>
-      <w:r>
-        <w:rPr>
-          <w:i/>
-          <w:iCs/>
-        </w:rPr>
-        <w:t xml:space="preserve">id.</w:t>
-      </w:r>
-      <w:r>
-        <w:t xml:space="preserve"> </w:t>
-      </w:r>
-      <w:r>
-        <w:t xml:space="preserve">§§ 163</w:t>
-      </w:r>
-      <w:r>
-        <w:noBreakHyphen/>
-      </w:r>
-      <w:r>
-        <w:t xml:space="preserve">226.3,</w:t>
-      </w:r>
-      <w:r>
-        <w:t xml:space="preserve"> </w:t>
-      </w:r>
-      <w:r>
-        <w:noBreakHyphen/>
-      </w:r>
-      <w:r>
-        <w:t xml:space="preserve">237, but Article 21A is silent. The same is true for making various records public records,</w:t>
-      </w:r>
-      <w:r>
-        <w:t xml:space="preserve"> </w:t>
-      </w:r>
-      <w:r>
-        <w:rPr>
-          <w:i/>
-          <w:iCs/>
-        </w:rPr>
-        <w:t xml:space="preserve">id.</w:t>
-      </w:r>
-      <w:r>
-        <w:t xml:space="preserve"> </w:t>
-      </w:r>
-      <w:r>
-        <w:t xml:space="preserve">§ 163</w:t>
-      </w:r>
-      <w:r>
-        <w:noBreakHyphen/>
-      </w:r>
-      <w:r>
-        <w:t xml:space="preserve">228, imposing a duty on the State Board to report legal violations to district attorneys,</w:t>
-      </w:r>
-      <w:r>
-        <w:t xml:space="preserve"> </w:t>
-      </w:r>
-      <w:r>
-        <w:rPr>
-          <w:i/>
-          <w:iCs/>
-        </w:rPr>
-        <w:t xml:space="preserve">id.</w:t>
-      </w:r>
-      <w:r>
-        <w:t xml:space="preserve"> </w:t>
-      </w:r>
-      <w:r>
-        <w:t xml:space="preserve">§ 163</w:t>
-      </w:r>
-      <w:r>
-        <w:noBreakHyphen/>
-      </w:r>
-      <w:r>
-        <w:t xml:space="preserve">238, and imposing a duty on county boards to retain applications for absentee ballots,</w:t>
-      </w:r>
-      <w:r>
-        <w:t xml:space="preserve"> </w:t>
-      </w:r>
-      <w:r>
-        <w:rPr>
-          <w:i/>
-          <w:iCs/>
-        </w:rPr>
-        <w:t xml:space="preserve">id.</w:t>
-      </w:r>
-      <w:r>
-        <w:t xml:space="preserve"> </w:t>
-      </w:r>
-      <w:r>
-        <w:t xml:space="preserve">§ 163</w:t>
-      </w:r>
-      <w:r>
-        <w:noBreakHyphen/>
-      </w:r>
-      <w:r>
-        <w:t xml:space="preserve">233.</w:t>
-      </w:r>
-    </w:p>
-    <w:p>
-      <w:pPr>
-        <w:pStyle w:val="BodyText"/>
-      </w:pPr>
-      <w:r>
-        <w:t xml:space="preserve">As is apparent from the structure of these articles, Article 20 generally applies to all absentee voting, except where Article 21A provides a different rule.</w:t>
-      </w:r>
-      <w:r>
-        <w:t xml:space="preserve"> </w:t>
-      </w:r>
-      <w:r>
-        <w:rPr>
-          <w:i/>
-          <w:iCs/>
-        </w:rPr>
-        <w:t xml:space="preserve">See id.</w:t>
-      </w:r>
-      <w:r>
-        <w:t xml:space="preserve"> </w:t>
-      </w:r>
-      <w:r>
-        <w:t xml:space="preserve">§ 163</w:t>
-      </w:r>
-      <w:r>
-        <w:noBreakHyphen/>
-      </w:r>
-      <w:r>
-        <w:t xml:space="preserve">239 (</w:t>
+        <w:t xml:space="preserve">§ 163-⁠239 (</w:t>
       </w:r>
       <w:r>
         <w:t xml:space="preserve">“Except as otherwise provided therein, Article 21A of this Chapter shall not apply to or modify the provisions of this Article [20].”</w:t>
@@ -5511,47 +5355,217 @@
         <w:t xml:space="preserve"> </w:t>
       </w:r>
       <w:r>
-        <w:t xml:space="preserve">for overseas voters are the declarations permitted for overseas voters. N.C. Gen. Stat. § 163</w:t>
+        <w:t xml:space="preserve">for overseas voters are the declarations permitted for overseas voters. N.C. Gen. Stat. § 163-⁠258.17(b) (emphasis added);</w:t>
+      </w:r>
+      <w:r>
+        <w:t xml:space="preserve"> </w:t>
+      </w:r>
+      <w:r>
+        <w:rPr>
+          <w:i/>
+          <w:iCs/>
+        </w:rPr>
+        <w:t xml:space="preserve">see id.</w:t>
+      </w:r>
+      <w:r>
+        <w:t xml:space="preserve"> </w:t>
+      </w:r>
+      <w:r>
+        <w:t xml:space="preserve">§ 163-⁠258.4 (describing declaration that acknowledges misstatements are grounds for perjury). Subsection (b) cannot exempt an overseas voter from the photo-identification requirement because photo identification is not the</w:t>
+      </w:r>
+      <w:r>
+        <w:t xml:space="preserve"> </w:t>
+      </w:r>
+      <w:r>
+        <w:t xml:space="preserve">“authentication”</w:t>
+      </w:r>
+      <w:r>
+        <w:t xml:space="preserve"> </w:t>
+      </w:r>
+      <w:r>
+        <w:t xml:space="preserve">of a document—it’s the authentication of the voter’s identity.</w:t>
+      </w:r>
+    </w:p>
+    <w:p>
+      <w:pPr>
+        <w:pStyle w:val="BodyText"/>
+      </w:pPr>
+      <w:r>
+        <w:t xml:space="preserve">This conclusion is easily confirmed by looking at Article 20. Similar to section 163</w:t>
       </w:r>
       <w:r>
         <w:noBreakHyphen/>
       </w:r>
       <w:r>
-        <w:t xml:space="preserve">258.17(b) (emphasis added);</w:t>
-      </w:r>
-      <w:r>
-        <w:t xml:space="preserve"> </w:t>
-      </w:r>
-      <w:r>
-        <w:rPr>
-          <w:i/>
-          <w:iCs/>
-        </w:rPr>
-        <w:t xml:space="preserve">see id.</w:t>
-      </w:r>
-      <w:r>
-        <w:t xml:space="preserve"> </w:t>
-      </w:r>
-      <w:r>
-        <w:t xml:space="preserve">§ 163</w:t>
+        <w:t xml:space="preserve">258.17(b)’s authentication requirement, Article 20 also requires absentee ballots to be authenticated by notarization or a witness.</w:t>
+      </w:r>
+      <w:r>
+        <w:t xml:space="preserve"> </w:t>
+      </w:r>
+      <w:r>
+        <w:rPr>
+          <w:i/>
+          <w:iCs/>
+        </w:rPr>
+        <w:t xml:space="preserve">See id.</w:t>
+      </w:r>
+      <w:r>
+        <w:t xml:space="preserve"> </w:t>
+      </w:r>
+      <w:r>
+        <w:t xml:space="preserve">§ 163-⁠231. Notably, the photo identification requirement is an entirely separate requirement found in another statute within Article 20.</w:t>
+      </w:r>
+      <w:r>
+        <w:t xml:space="preserve"> </w:t>
+      </w:r>
+      <w:r>
+        <w:rPr>
+          <w:i/>
+          <w:iCs/>
+        </w:rPr>
+        <w:t xml:space="preserve">Id.</w:t>
+      </w:r>
+      <w:r>
+        <w:t xml:space="preserve"> </w:t>
+      </w:r>
+      <w:r>
+        <w:t xml:space="preserve">§ 163-⁠230.1. Why? Because photo identification is not an</w:t>
+      </w:r>
+      <w:r>
+        <w:t xml:space="preserve"> </w:t>
+      </w:r>
+      <w:r>
+        <w:t xml:space="preserve">“authentication”</w:t>
+      </w:r>
+      <w:r>
+        <w:t xml:space="preserve"> </w:t>
+      </w:r>
+      <w:r>
+        <w:t xml:space="preserve">of a document.</w:t>
+      </w:r>
+    </w:p>
+    <w:p>
+      <w:pPr>
+        <w:pStyle w:val="BodyText"/>
+      </w:pPr>
+      <w:r>
+        <w:t xml:space="preserve">In the prohibition proceedings at the Supreme Court, Justice Dietz, agreed with Judge Griffin on the merits of this election protest. Am. Order at 2</w:t>
       </w:r>
       <w:r>
         <w:noBreakHyphen/>
       </w:r>
       <w:r>
-        <w:t xml:space="preserve">258.4 (describing declaration that acknowledges misstatements are grounds for perjury). Subsection (b) cannot exempt an overseas voter from the photo-identification requirement because photo identification is not the</w:t>
-      </w:r>
-      <w:r>
-        <w:t xml:space="preserve"> </w:t>
-      </w:r>
-      <w:r>
-        <w:t xml:space="preserve">“authentication”</w:t>
-      </w:r>
-      <w:r>
-        <w:t xml:space="preserve"> </w:t>
-      </w:r>
-      <w:r>
-        <w:t xml:space="preserve">of a document—it’s the authentication of the voter’s identity.</w:t>
+        <w:t xml:space="preserve">3,</w:t>
+      </w:r>
+      <w:r>
+        <w:t xml:space="preserve"> </w:t>
+      </w:r>
+      <w:r>
+        <w:rPr>
+          <w:i/>
+          <w:iCs/>
+        </w:rPr>
+        <w:t xml:space="preserve">Griffin</w:t>
+      </w:r>
+      <w:r>
+        <w:t xml:space="preserve"> </w:t>
+      </w:r>
+      <w:r>
+        <w:t xml:space="preserve">(No. 320P24), available at https://​appellate.​nccourts.​org/​orders.​php?​t=P&amp;court=l&amp;id=444978&amp;pdf=l&amp;a=0&amp;docket=l&amp;dev=l. Describing the Board’s reasoning as</w:t>
+      </w:r>
+      <w:r>
+        <w:t xml:space="preserve"> </w:t>
+      </w:r>
+      <w:r>
+        <w:t xml:space="preserve">“strained,”</w:t>
+      </w:r>
+      <w:r>
+        <w:t xml:space="preserve"> </w:t>
+      </w:r>
+      <w:r>
+        <w:t xml:space="preserve">he explained that the Board’s argument</w:t>
+      </w:r>
+      <w:r>
+        <w:t xml:space="preserve"> </w:t>
+      </w:r>
+      <w:r>
+        <w:t xml:space="preserve">“rely[s] on the bizarre view that voter ID is a means of</w:t>
+      </w:r>
+      <w:r>
+        <w:t xml:space="preserve"> </w:t>
+      </w:r>
+      <w:r>
+        <w:t xml:space="preserve">‘authenticating’</w:t>
+      </w:r>
+      <w:r>
+        <w:t xml:space="preserve"> </w:t>
+      </w:r>
+      <w:r>
+        <w:t xml:space="preserve">a ballot, not identifying the human being who is voting.”</w:t>
+      </w:r>
+      <w:r>
+        <w:t xml:space="preserve"> </w:t>
+      </w:r>
+      <w:r>
+        <w:rPr>
+          <w:i/>
+          <w:iCs/>
+        </w:rPr>
+        <w:t xml:space="preserve">Id.</w:t>
+      </w:r>
+      <w:r>
+        <w:t xml:space="preserve"> </w:t>
+      </w:r>
+      <w:r>
+        <w:t xml:space="preserve">at 3. This argument, he concluded,</w:t>
+      </w:r>
+      <w:r>
+        <w:t xml:space="preserve"> </w:t>
+      </w:r>
+      <w:r>
+        <w:t xml:space="preserve">“does not appear consistent with the text of the applicable state laws. See N.C.G.S. § 163-⁠166.16 &amp;</w:t>
+      </w:r>
+      <w:r>
+        <w:t xml:space="preserve"> </w:t>
+      </w:r>
+      <w:r>
+        <w:noBreakHyphen/>
+      </w:r>
+      <w:r>
+        <w:t xml:space="preserve">230.1(f1); N.C.G.S. § 163-⁠239.”</w:t>
+      </w:r>
+      <w:r>
+        <w:t xml:space="preserve"> </w:t>
+      </w:r>
+      <w:r>
+        <w:rPr>
+          <w:i/>
+          <w:iCs/>
+        </w:rPr>
+        <w:t xml:space="preserve">Id.</w:t>
+      </w:r>
+      <w:r>
+        <w:t xml:space="preserve"> </w:t>
+      </w:r>
+      <w:r>
+        <w:t xml:space="preserve">Going further, he explained that the Board’s argument</w:t>
+      </w:r>
+      <w:r>
+        <w:t xml:space="preserve"> </w:t>
+      </w:r>
+      <w:r>
+        <w:t xml:space="preserve">“is obviously inconsistent with the law’s intent”</w:t>
+      </w:r>
+      <w:r>
+        <w:t xml:space="preserve">:</w:t>
+      </w:r>
+    </w:p>
+    <w:p>
+      <w:pPr>
+        <w:pStyle w:val="XdQuoteOnly"/>
+      </w:pPr>
+      <w:r>
+        <w:t xml:space="preserve">One does not need a law degree to understand that people claiming to be registered North Carolina voters while mailing in absentee ballots from a foreign country are among the key groups of people that the General Assembly (and we the people in our state constitution) intended to be subject to our voter ID law. That law is designed to protect the integrity of our elections. It is certainly easier for foreign actors to meddle in an election from overseas. Exempting voters in foreign countries from voter ID requirements that apply to everyone else simply cannot be squared with the text of the law or the obvious legislative intent.</w:t>
       </w:r>
     </w:p>
     <w:p>
@@ -5559,35 +5573,68 @@
         <w:pStyle w:val="BodyText"/>
       </w:pPr>
       <w:r>
-        <w:t xml:space="preserve">This conclusion is easily confirmed by looking at Article 20. Similar to section 163</w:t>
+        <w:rPr>
+          <w:i/>
+          <w:iCs/>
+        </w:rPr>
+        <w:t xml:space="preserve">Id.</w:t>
+      </w:r>
+      <w:r>
+        <w:t xml:space="preserve"> </w:t>
+      </w:r>
+      <w:r>
+        <w:t xml:space="preserve">As Justice Dietz knows,</w:t>
+      </w:r>
+      <w:r>
+        <w:t xml:space="preserve"> </w:t>
+      </w:r>
+      <w:r>
+        <w:t xml:space="preserve">“in construing statutes, the courts should always give effect to the legislative intent. In ascertaining such intent, a court may consider the purpose of the statute and the evils it was designed to remedy, the effect of proposed interpretations of the statute, and the traditionally accepted rules of statutory construction.”</w:t>
+      </w:r>
+      <w:r>
+        <w:t xml:space="preserve"> </w:t>
+      </w:r>
+      <w:r>
+        <w:rPr>
+          <w:i/>
+          <w:iCs/>
+        </w:rPr>
+        <w:t xml:space="preserve">State v. Tew</w:t>
+      </w:r>
+      <w:r>
+        <w:t xml:space="preserve">, 326 N.C. 732, 738</w:t>
       </w:r>
       <w:r>
         <w:noBreakHyphen/>
       </w:r>
       <w:r>
-        <w:t xml:space="preserve">258.17(b)’s authentication requirement, Article 20 also requires absentee ballots to be authenticated by notarization or a witness.</w:t>
-      </w:r>
-      <w:r>
-        <w:t xml:space="preserve"> </w:t>
-      </w:r>
-      <w:r>
-        <w:rPr>
-          <w:i/>
-          <w:iCs/>
-        </w:rPr>
-        <w:t xml:space="preserve">See id.</w:t>
-      </w:r>
-      <w:r>
-        <w:t xml:space="preserve"> </w:t>
-      </w:r>
-      <w:r>
-        <w:t xml:space="preserve">§ 163</w:t>
+        <w:t xml:space="preserve">39, 392 S.E.2d 603, 607 (1990) (citation omitted).</w:t>
+      </w:r>
+    </w:p>
+    <w:p>
+      <w:pPr>
+        <w:pStyle w:val="BodyText"/>
+      </w:pPr>
+      <w:r>
+        <w:t xml:space="preserve">Before the Board, Justice Riggs argued that Article 21A prohibits a photo identification requirement because section 163</w:t>
       </w:r>
       <w:r>
         <w:noBreakHyphen/>
       </w:r>
       <w:r>
-        <w:t xml:space="preserve">231. Notably, the photo identification requirement is an entirely separate requirement found in another statute within Article 20.</w:t>
+        <w:t xml:space="preserve">258.17(a) permits the counting of improper ballots cast by overseas voters if the ballots are missing</w:t>
+      </w:r>
+      <w:r>
+        <w:t xml:space="preserve"> </w:t>
+      </w:r>
+      <w:r>
+        <w:t xml:space="preserve">“nonessential”</w:t>
+      </w:r>
+      <w:r>
+        <w:t xml:space="preserve"> </w:t>
+      </w:r>
+      <w:r>
+        <w:t xml:space="preserve">information.</w:t>
       </w:r>
       <w:r>
         <w:t xml:space="preserve"> </w:t>
@@ -5603,252 +5650,7 @@
         <w:t xml:space="preserve"> </w:t>
       </w:r>
       <w:r>
-        <w:t xml:space="preserve">§ 163</w:t>
-      </w:r>
-      <w:r>
-        <w:noBreakHyphen/>
-      </w:r>
-      <w:r>
-        <w:t xml:space="preserve">230.1. Why? Because photo identification is not an</w:t>
-      </w:r>
-      <w:r>
-        <w:t xml:space="preserve"> </w:t>
-      </w:r>
-      <w:r>
-        <w:t xml:space="preserve">“authentication”</w:t>
-      </w:r>
-      <w:r>
-        <w:t xml:space="preserve"> </w:t>
-      </w:r>
-      <w:r>
-        <w:t xml:space="preserve">of a document.</w:t>
-      </w:r>
-    </w:p>
-    <w:p>
-      <w:pPr>
-        <w:pStyle w:val="BodyText"/>
-      </w:pPr>
-      <w:r>
-        <w:t xml:space="preserve">In the prohibition proceedings at the Supreme Court, Justice Dietz, agreed with Judge Griffin on the merits of this election protest. Am. Order at 2</w:t>
-      </w:r>
-      <w:r>
-        <w:noBreakHyphen/>
-      </w:r>
-      <w:r>
-        <w:t xml:space="preserve">3,</w:t>
-      </w:r>
-      <w:r>
-        <w:t xml:space="preserve"> </w:t>
-      </w:r>
-      <w:r>
-        <w:rPr>
-          <w:i/>
-          <w:iCs/>
-        </w:rPr>
-        <w:t xml:space="preserve">Griffin</w:t>
-      </w:r>
-      <w:r>
-        <w:t xml:space="preserve"> </w:t>
-      </w:r>
-      <w:r>
-        <w:t xml:space="preserve">(No. 320P24), available at https://appellate.nccourts.org/​orders.php?t=P&amp;court=l&amp;id=444978&amp;pdf=l&amp;a=0&amp;docket=l&amp;dev=l. Describing the Board’s reasoning as</w:t>
-      </w:r>
-      <w:r>
-        <w:t xml:space="preserve"> </w:t>
-      </w:r>
-      <w:r>
-        <w:t xml:space="preserve">“strained,”</w:t>
-      </w:r>
-      <w:r>
-        <w:t xml:space="preserve"> </w:t>
-      </w:r>
-      <w:r>
-        <w:t xml:space="preserve">he explained that the Board’s argument</w:t>
-      </w:r>
-      <w:r>
-        <w:t xml:space="preserve"> </w:t>
-      </w:r>
-      <w:r>
-        <w:t xml:space="preserve">“rely[s] on the bizarre view that voter ID is a means of</w:t>
-      </w:r>
-      <w:r>
-        <w:t xml:space="preserve"> </w:t>
-      </w:r>
-      <w:r>
-        <w:t xml:space="preserve">‘authenticating’</w:t>
-      </w:r>
-      <w:r>
-        <w:t xml:space="preserve"> </w:t>
-      </w:r>
-      <w:r>
-        <w:t xml:space="preserve">a ballot, not identifying the human being who is voting.”</w:t>
-      </w:r>
-      <w:r>
-        <w:t xml:space="preserve"> </w:t>
-      </w:r>
-      <w:r>
-        <w:rPr>
-          <w:i/>
-          <w:iCs/>
-        </w:rPr>
-        <w:t xml:space="preserve">Id.</w:t>
-      </w:r>
-      <w:r>
-        <w:t xml:space="preserve"> </w:t>
-      </w:r>
-      <w:r>
-        <w:t xml:space="preserve">at 3. This argument, he concluded,</w:t>
-      </w:r>
-      <w:r>
-        <w:t xml:space="preserve"> </w:t>
-      </w:r>
-      <w:r>
-        <w:t xml:space="preserve">“does not appear consistent with the text of the applicable state laws. See N.C.G.S. § 163</w:t>
-      </w:r>
-      <w:r>
-        <w:noBreakHyphen/>
-      </w:r>
-      <w:r>
-        <w:t xml:space="preserve">166.16 &amp;</w:t>
-      </w:r>
-      <w:r>
-        <w:t xml:space="preserve"> </w:t>
-      </w:r>
-      <w:r>
-        <w:noBreakHyphen/>
-      </w:r>
-      <w:r>
-        <w:t xml:space="preserve">230.1(f1); N.C.G.S. § 163</w:t>
-      </w:r>
-      <w:r>
-        <w:noBreakHyphen/>
-      </w:r>
-      <w:r>
-        <w:t xml:space="preserve">239.”</w:t>
-      </w:r>
-      <w:r>
-        <w:t xml:space="preserve"> </w:t>
-      </w:r>
-      <w:r>
-        <w:rPr>
-          <w:i/>
-          <w:iCs/>
-        </w:rPr>
-        <w:t xml:space="preserve">Id.</w:t>
-      </w:r>
-      <w:r>
-        <w:t xml:space="preserve"> </w:t>
-      </w:r>
-      <w:r>
-        <w:t xml:space="preserve">Going further, he explained that the Board’s argument</w:t>
-      </w:r>
-      <w:r>
-        <w:t xml:space="preserve"> </w:t>
-      </w:r>
-      <w:r>
-        <w:t xml:space="preserve">“is obviously inconsistent with the law’s intent”</w:t>
-      </w:r>
-      <w:r>
-        <w:t xml:space="preserve">:</w:t>
-      </w:r>
-    </w:p>
-    <w:p>
-      <w:pPr>
-        <w:pStyle w:val="XdQuoteOnly"/>
-      </w:pPr>
-      <w:r>
-        <w:t xml:space="preserve">One does not need a law degree to understand that people claiming to be registered North Carolina voters while mailing in absentee ballots from a foreign country are among the key groups of people that the General Assembly (and we the people in our state constitution) intended to be subject to our voter ID law. That law is designed to protect the integrity of our elections. It is certainly easier for foreign actors to meddle in an election from overseas. Exempting voters in foreign countries from voter ID requirements that apply to everyone else simply cannot be squared with the text of the law or the obvious legislative intent.</w:t>
-      </w:r>
-    </w:p>
-    <w:p>
-      <w:pPr>
-        <w:pStyle w:val="BodyText"/>
-      </w:pPr>
-      <w:r>
-        <w:rPr>
-          <w:i/>
-          <w:iCs/>
-        </w:rPr>
-        <w:t xml:space="preserve">Id.</w:t>
-      </w:r>
-      <w:r>
-        <w:t xml:space="preserve"> </w:t>
-      </w:r>
-      <w:r>
-        <w:t xml:space="preserve">As Justice Dietz knows,</w:t>
-      </w:r>
-      <w:r>
-        <w:t xml:space="preserve"> </w:t>
-      </w:r>
-      <w:r>
-        <w:t xml:space="preserve">“in construing statutes, the courts should always give effect to the legislative intent. In ascertaining such intent, a court may consider the purpose of the statute and the evils it was designed to remedy, the effect of proposed interpretations of the statute, and the traditionally accepted rules of statutory construction.”</w:t>
-      </w:r>
-      <w:r>
-        <w:t xml:space="preserve"> </w:t>
-      </w:r>
-      <w:r>
-        <w:rPr>
-          <w:i/>
-          <w:iCs/>
-        </w:rPr>
-        <w:t xml:space="preserve">State v. Tew</w:t>
-      </w:r>
-      <w:r>
-        <w:t xml:space="preserve">, 326 N.C. 732, 738</w:t>
-      </w:r>
-      <w:r>
-        <w:noBreakHyphen/>
-      </w:r>
-      <w:r>
-        <w:t xml:space="preserve">39, 392 S.E.2d 603, 607 (1990) (citation omitted).</w:t>
-      </w:r>
-    </w:p>
-    <w:p>
-      <w:pPr>
-        <w:pStyle w:val="BodyText"/>
-      </w:pPr>
-      <w:r>
-        <w:t xml:space="preserve">Before the Board, Justice Riggs argued that Article 21A prohibits a photo identification requirement because section 163</w:t>
-      </w:r>
-      <w:r>
-        <w:noBreakHyphen/>
-      </w:r>
-      <w:r>
-        <w:t xml:space="preserve">258.17(a) permits the counting of improper ballots cast by overseas voters if the ballots are missing</w:t>
-      </w:r>
-      <w:r>
-        <w:t xml:space="preserve"> </w:t>
-      </w:r>
-      <w:r>
-        <w:t xml:space="preserve">“nonessential”</w:t>
-      </w:r>
-      <w:r>
-        <w:t xml:space="preserve"> </w:t>
-      </w:r>
-      <w:r>
-        <w:t xml:space="preserve">information.</w:t>
-      </w:r>
-      <w:r>
-        <w:t xml:space="preserve"> </w:t>
-      </w:r>
-      <w:r>
-        <w:rPr>
-          <w:i/>
-          <w:iCs/>
-        </w:rPr>
-        <w:t xml:space="preserve">Id.</w:t>
-      </w:r>
-      <w:r>
-        <w:t xml:space="preserve"> </w:t>
-      </w:r>
-      <w:r>
-        <w:t xml:space="preserve">§ 163</w:t>
-      </w:r>
-      <w:r>
-        <w:noBreakHyphen/>
-      </w:r>
-      <w:r>
-        <w:t xml:space="preserve">258.17(a). The statute gives examples of nonessential requirements that can be ignored: failing to use</w:t>
+        <w:t xml:space="preserve">§ 163-⁠258.17(a). The statute gives examples of nonessential requirements that can be ignored: failing to use</w:t>
       </w:r>
       <w:r>
         <w:t xml:space="preserve"> </w:t>
@@ -6634,7 +6436,7 @@
         <w:t xml:space="preserve">N.C. Const. art. I, § 19 (</w:t>
       </w:r>
       <w:r>
-        <w:t xml:space="preserve">“No person shall be denied the equal protection of the laws . . . .”</w:t>
+        <w:t xml:space="preserve">“No person shall be denied the equal protection of the laws . . . .”</w:t>
       </w:r>
       <w:r>
         <w:t xml:space="preserve">);</w:t>
@@ -6924,7 +6726,7 @@
         <w:t xml:space="preserve">E.g.</w:t>
       </w:r>
       <w:r>
-        <w:t xml:space="preserve">, 52 U.S.C. § 20302(a)⁠(1)-(3), (6)-(8), (b)⁠(1), (c).</w:t>
+        <w:t xml:space="preserve">, 52 U.S.C. § 20302(a)⁠(1)-⁠(3), (6)-(8), (b)⁠(1), (c).</w:t>
       </w:r>
     </w:p>
     <w:p>
@@ -7320,7 +7122,7 @@
         <w:t xml:space="preserve"> </w:t>
       </w:r>
       <w:r>
-        <w:t xml:space="preserve">(N.C. State Bd. of Elections Nov. 28, 2016) [hereinafter 2016 Order], available at https://s3.amazonaws.com/​dl.ncsbe.gov/​State_Board_Meeting_Docs/2016</w:t>
+        <w:t xml:space="preserve">(N.C. State Bd. of Elections Nov. 28, 2016) [hereinafter 2016 Order], available at https://​s3.​amazonaws.​com/​dl.​ncsbe.​gov/​State_Board_Meeting_Docs/​2016</w:t>
       </w:r>
       <w:r>
         <w:noBreakHyphen/>
@@ -7332,7 +7134,7 @@
         <w:noBreakHyphen/>
       </w:r>
       <w:r>
-        <w:t xml:space="preserve">22/​Final_Order_11_28_2016.pdf.</w:t>
+        <w:t xml:space="preserve">22/​Final_Order_11_28_2016.​pdf.</w:t>
       </w:r>
     </w:p>
     <w:p>
@@ -7603,13 +7405,7 @@
         <w:t xml:space="preserve"> </w:t>
       </w:r>
       <w:r>
-        <w:t xml:space="preserve">(quoting N.C. Gen. Stat. § 163</w:t>
-      </w:r>
-      <w:r>
-        <w:noBreakHyphen/>
-      </w:r>
-      <w:r>
-        <w:t xml:space="preserve">54).</w:t>
+        <w:t xml:space="preserve">(quoting N.C. Gen. Stat. § 163-⁠54).</w:t>
       </w:r>
     </w:p>
     <w:p>
@@ -7935,33 +7731,141 @@
         <w:noBreakHyphen/>
       </w:r>
       <w:r>
-        <w:t xml:space="preserve">74 (citing N.C. Gen. Stat. § 163</w:t>
+        <w:t xml:space="preserve">74 (citing N.C. Gen. Stat. § 163-⁠182.9(c)).) But the power to merely create a</w:t>
+      </w:r>
+      <w:r>
+        <w:t xml:space="preserve"> </w:t>
+      </w:r>
+      <w:r>
+        <w:t xml:space="preserve">“form”</w:t>
+      </w:r>
+      <w:r>
+        <w:t xml:space="preserve"> </w:t>
+      </w:r>
+      <w:r>
+        <w:t xml:space="preserve">for a protest does not include the power to burden protestors with providing notice to affected parties.</w:t>
+      </w:r>
+    </w:p>
+    <w:p>
+      <w:pPr>
+        <w:pStyle w:val="BodyText"/>
+      </w:pPr>
+      <w:r>
+        <w:t xml:space="preserve">That is especially so when the protest statutes explicitly burden someone else with the duty to provide notice to affected parties: the county boards.</w:t>
+      </w:r>
+      <w:r>
+        <w:t xml:space="preserve"> </w:t>
+      </w:r>
+      <w:r>
+        <w:rPr>
+          <w:i/>
+          <w:iCs/>
+        </w:rPr>
+        <w:t xml:space="preserve">See</w:t>
+      </w:r>
+      <w:r>
+        <w:t xml:space="preserve"> </w:t>
+      </w:r>
+      <w:r>
+        <w:t xml:space="preserve">N.C. Gen. Stat. § 163-⁠182.10(b). The General Assembly requires county election boards to serve interested parties with copies of election protests.</w:t>
+      </w:r>
+      <w:r>
+        <w:t xml:space="preserve"> </w:t>
+      </w:r>
+      <w:r>
+        <w:rPr>
+          <w:i/>
+          <w:iCs/>
+        </w:rPr>
+        <w:t xml:space="preserve">Id.</w:t>
+      </w:r>
+      <w:r>
+        <w:t xml:space="preserve"> </w:t>
+      </w:r>
+      <w:r>
+        <w:t xml:space="preserve">The General Assembly never authorized the State Board to outsource the county boards’ notice obligations to protestors and then penalize protestors for failing to do the county boards’ jobs for them. The Board acted far beyond its authority in dismissing protests on service grounds.</w:t>
+      </w:r>
+    </w:p>
+    <w:p>
+      <w:pPr>
+        <w:pStyle w:val="BodyText"/>
+      </w:pPr>
+      <w:r>
+        <w:t xml:space="preserve">Second, Judge Griffin nevertheless complied with the Board’s service demand by mailing a postcard by U.S. First-Class Mail to over 60,000 voters at the voters’ addresses of record. The postcard stated the following:</w:t>
+      </w:r>
+    </w:p>
+    <w:p>
+      <w:pPr>
+        <w:pStyle w:val="XdQuoteOnly"/>
+      </w:pPr>
+      <w:r>
+        <w:t xml:space="preserve">* * * NOTICE * * * [[First Name]] [[Middle Name]] [[Last Name]], your vote may be affected by one of more protests filed in the 2024 general elections. Please scan this QR code to view the protests filings. Please check under the county in which you cast a ballot to see what protest may relate to you . . . . For more information on when your County Board of Elections will hold a hearing on this matter, please visit the State Board of Elections’ website link found on the Protest Site (via the QR code).</w:t>
+      </w:r>
+    </w:p>
+    <w:p>
+      <w:pPr>
+        <w:pStyle w:val="BodyText"/>
+      </w:pPr>
+      <w:r>
+        <w:t xml:space="preserve">(A.R. p 3722.)</w:t>
+      </w:r>
+    </w:p>
+    <w:p>
+      <w:pPr>
+        <w:pStyle w:val="BodyText"/>
+      </w:pPr>
+      <w:r>
+        <w:t xml:space="preserve">The State Board criticized Judge Griffin’s service efforts as</w:t>
+      </w:r>
+      <w:r>
+        <w:t xml:space="preserve"> </w:t>
+      </w:r>
+      <w:r>
+        <w:t xml:space="preserve">“junk mail”</w:t>
+      </w:r>
+      <w:r>
+        <w:t xml:space="preserve"> </w:t>
+      </w:r>
+      <w:r>
+        <w:t xml:space="preserve">because it was (1) a postcard that (2) didn’t announce that the protests were</w:t>
+      </w:r>
+      <w:r>
+        <w:t xml:space="preserve"> </w:t>
+      </w:r>
+      <w:r>
+        <w:t xml:space="preserve">“challenging the voter’s eligibility”</w:t>
+      </w:r>
+      <w:r>
+        <w:t xml:space="preserve"> </w:t>
+      </w:r>
+      <w:r>
+        <w:t xml:space="preserve">and (3) used a QR code to provide access to the filed materials. (A.R. pp 5375</w:t>
       </w:r>
       <w:r>
         <w:noBreakHyphen/>
       </w:r>
       <w:r>
-        <w:t xml:space="preserve">182.9(c)).) But the power to merely create a</w:t>
-      </w:r>
-      <w:r>
-        <w:t xml:space="preserve"> </w:t>
-      </w:r>
-      <w:r>
-        <w:t xml:space="preserve">“form”</w:t>
-      </w:r>
-      <w:r>
-        <w:t xml:space="preserve"> </w:t>
-      </w:r>
-      <w:r>
-        <w:t xml:space="preserve">for a protest does not include the power to burden protestors with providing notice to affected parties.</w:t>
-      </w:r>
-    </w:p>
-    <w:p>
-      <w:pPr>
-        <w:pStyle w:val="BodyText"/>
-      </w:pPr>
-      <w:r>
-        <w:t xml:space="preserve">That is especially so when the protest statutes explicitly burden someone else with the duty to provide notice to affected parties: the county boards.</w:t>
+        <w:t xml:space="preserve">81.) The Board concluded that such postcards did not properly inform voters of the protests and provide them an opportunity to object. (A.R. p 5379.)</w:t>
+      </w:r>
+    </w:p>
+    <w:p>
+      <w:pPr>
+        <w:pStyle w:val="BodyTextNote"/>
+      </w:pPr>
+      <w:r>
+        <w:t xml:space="preserve">The Board’s critique of Judge Griffin’s service efforts is misplaced. First, the State Board cannot belittle postcards as</w:t>
+      </w:r>
+      <w:r>
+        <w:t xml:space="preserve"> </w:t>
+      </w:r>
+      <w:r>
+        <w:t xml:space="preserve">“junk mail”</w:t>
+      </w:r>
+      <w:r>
+        <w:t xml:space="preserve"> </w:t>
+      </w:r>
+      <w:r>
+        <w:t xml:space="preserve">when the Board itself routinely mails similar cards to voters.</w:t>
       </w:r>
       <w:r>
         <w:t xml:space="preserve"> </w:t>
@@ -7977,111 +7881,59 @@
         <w:t xml:space="preserve"> </w:t>
       </w:r>
       <w:r>
-        <w:t xml:space="preserve">N.C. Gen. Stat. § 163</w:t>
-      </w:r>
-      <w:r>
-        <w:noBreakHyphen/>
-      </w:r>
-      <w:r>
-        <w:t xml:space="preserve">182.10(b). The General Assembly requires county election boards to serve interested parties with copies of election protests.</w:t>
-      </w:r>
-      <w:r>
-        <w:t xml:space="preserve"> </w:t>
-      </w:r>
-      <w:r>
-        <w:rPr>
-          <w:i/>
-          <w:iCs/>
-        </w:rPr>
-        <w:t xml:space="preserve">Id.</w:t>
-      </w:r>
-      <w:r>
-        <w:t xml:space="preserve"> </w:t>
-      </w:r>
-      <w:r>
-        <w:t xml:space="preserve">The General Assembly never authorized the State Board to outsource the county boards’ notice obligations to protestors and then penalize protestors for failing to do the county boards’ jobs for them. The Board acted far beyond its authority in dismissing protests on service grounds.</w:t>
-      </w:r>
-    </w:p>
-    <w:p>
-      <w:pPr>
-        <w:pStyle w:val="BodyText"/>
-      </w:pPr>
-      <w:r>
-        <w:t xml:space="preserve">Second, Judge Griffin nevertheless complied with the Board’s service demand by mailing a postcard by U.S. First-Class Mail to over 60,000 voters at the voters’ addresses of record. The postcard stated the following:</w:t>
-      </w:r>
-    </w:p>
-    <w:p>
-      <w:pPr>
-        <w:pStyle w:val="XdQuoteOnly"/>
-      </w:pPr>
-      <w:r>
-        <w:t xml:space="preserve">* * * NOTICE * * * [[First Name]] [[Middle Name]] [[Last Name]], your vote may be affected by one of more protests filed in the 2024 general elections. Please scan this QR code to view the protests filings. Please check under the county in which you cast a ballot to see what protest may relate to you . . . . For more information on when your County Board of Elections will hold a hearing on this matter, please visit the State Board of Elections’ website link found on the Protest Site (via the QR code).</w:t>
-      </w:r>
-    </w:p>
-    <w:p>
-      <w:pPr>
-        <w:pStyle w:val="BodyText"/>
-      </w:pPr>
-      <w:r>
-        <w:t xml:space="preserve">(A.R. p 3722.)</w:t>
-      </w:r>
-    </w:p>
-    <w:p>
-      <w:pPr>
-        <w:pStyle w:val="BodyText"/>
-      </w:pPr>
-      <w:r>
-        <w:t xml:space="preserve">The State Board criticized Judge Griffin’s service efforts as</w:t>
-      </w:r>
-      <w:r>
-        <w:t xml:space="preserve"> </w:t>
-      </w:r>
-      <w:r>
-        <w:t xml:space="preserve">“junk mail”</w:t>
-      </w:r>
-      <w:r>
-        <w:t xml:space="preserve"> </w:t>
-      </w:r>
-      <w:r>
-        <w:t xml:space="preserve">because it was (1) a postcard that (2) didn’t announce that the protests were</w:t>
-      </w:r>
-      <w:r>
-        <w:t xml:space="preserve"> </w:t>
-      </w:r>
-      <w:r>
-        <w:t xml:space="preserve">“challenging the voter’s eligibility”</w:t>
-      </w:r>
-      <w:r>
-        <w:t xml:space="preserve"> </w:t>
-      </w:r>
-      <w:r>
-        <w:t xml:space="preserve">and (3) used a QR code to provide access to the filed materials. (A.R. pp 5375</w:t>
-      </w:r>
-      <w:r>
-        <w:noBreakHyphen/>
-      </w:r>
-      <w:r>
-        <w:t xml:space="preserve">81.) The Board concluded that such postcards did not properly inform voters of the protests and provide them an opportunity to object. (A.R. p 5379.)</w:t>
-      </w:r>
-    </w:p>
-    <w:p>
-      <w:pPr>
-        <w:pStyle w:val="BodyTextNote"/>
-      </w:pPr>
-      <w:r>
-        <w:t xml:space="preserve">The Board’s critique of Judge Griffin’s service efforts is misplaced. First, the State Board cannot belittle postcards as</w:t>
-      </w:r>
-      <w:r>
-        <w:t xml:space="preserve"> </w:t>
-      </w:r>
-      <w:r>
-        <w:t xml:space="preserve">“junk mail”</w:t>
-      </w:r>
-      <w:r>
-        <w:t xml:space="preserve"> </w:t>
-      </w:r>
-      <w:r>
-        <w:t xml:space="preserve">when the Board itself routinely mails similar cards to voters.</w:t>
+        <w:t xml:space="preserve">N.C. Gen. Stat. § 163-⁠82.8(c) (mailing of voter registration cards);</w:t>
+      </w:r>
+      <w:r>
+        <w:t xml:space="preserve"> </w:t>
+      </w:r>
+      <w:r>
+        <w:rPr>
+          <w:i/>
+          <w:iCs/>
+        </w:rPr>
+        <w:t xml:space="preserve">id.</w:t>
+      </w:r>
+      <w:r>
+        <w:t xml:space="preserve"> </w:t>
+      </w:r>
+      <w:r>
+        <w:t xml:space="preserve">§ 163-⁠82.14(d)⁠(2) (confirming address by mailing cards). Second, the postcard states that</w:t>
+      </w:r>
+      <w:r>
+        <w:t xml:space="preserve"> </w:t>
+      </w:r>
+      <w:r>
+        <w:t xml:space="preserve">“your vote may be affected by one of more protests”</w:t>
+      </w:r>
+      <w:r>
+        <w:t xml:space="preserve"> </w:t>
+      </w:r>
+      <w:r>
+        <w:t xml:space="preserve">and instructs voters to contact their county boards for information on</w:t>
+      </w:r>
+      <w:r>
+        <w:t xml:space="preserve"> </w:t>
+      </w:r>
+      <w:r>
+        <w:t xml:space="preserve">“a hearing on this matter.”</w:t>
+      </w:r>
+      <w:r>
+        <w:t xml:space="preserve"> </w:t>
+      </w:r>
+      <w:r>
+        <w:t xml:space="preserve">(A.R. p 3722.) The postcard, thus, notifies voters that their vote is being implicated by a legal proceeding and, appropriately, directs them to find more information on the proceeding. Finally, the Board’s distrust of QR codes is belied by the Board’s own use of QR codes in the</w:t>
+      </w:r>
+      <w:r>
+        <w:t xml:space="preserve"> </w:t>
+      </w:r>
+      <w:r>
+        <w:t xml:space="preserve">“Voter Photo ID”</w:t>
+      </w:r>
+      <w:r>
+        <w:t xml:space="preserve"> </w:t>
+      </w:r>
+      <w:r>
+        <w:t xml:space="preserve">mailers that it recently distributed across the state.</w:t>
       </w:r>
       <w:r>
         <w:t xml:space="preserve"> </w:t>
@@ -8097,87 +7949,7 @@
         <w:t xml:space="preserve"> </w:t>
       </w:r>
       <w:r>
-        <w:t xml:space="preserve">N.C. Gen. Stat. § 163</w:t>
-      </w:r>
-      <w:r>
-        <w:noBreakHyphen/>
-      </w:r>
-      <w:r>
-        <w:t xml:space="preserve">82.8(c) (mailing of voter registration cards);</w:t>
-      </w:r>
-      <w:r>
-        <w:t xml:space="preserve"> </w:t>
-      </w:r>
-      <w:r>
-        <w:rPr>
-          <w:i/>
-          <w:iCs/>
-        </w:rPr>
-        <w:t xml:space="preserve">id.</w:t>
-      </w:r>
-      <w:r>
-        <w:t xml:space="preserve"> </w:t>
-      </w:r>
-      <w:r>
-        <w:t xml:space="preserve">§ 163</w:t>
-      </w:r>
-      <w:r>
-        <w:noBreakHyphen/>
-      </w:r>
-      <w:r>
-        <w:t xml:space="preserve">82.14(d)⁠(2) (confirming address by mailing cards). Second, the postcard states that</w:t>
-      </w:r>
-      <w:r>
-        <w:t xml:space="preserve"> </w:t>
-      </w:r>
-      <w:r>
-        <w:t xml:space="preserve">“your vote may be affected by one of more protests”</w:t>
-      </w:r>
-      <w:r>
-        <w:t xml:space="preserve"> </w:t>
-      </w:r>
-      <w:r>
-        <w:t xml:space="preserve">and instructs voters to contact their county boards for information on</w:t>
-      </w:r>
-      <w:r>
-        <w:t xml:space="preserve"> </w:t>
-      </w:r>
-      <w:r>
-        <w:t xml:space="preserve">“a hearing on this matter.”</w:t>
-      </w:r>
-      <w:r>
-        <w:t xml:space="preserve"> </w:t>
-      </w:r>
-      <w:r>
-        <w:t xml:space="preserve">(A.R. p 3722.) The postcard, thus, notifies voters that their vote is being implicated by a legal proceeding and, appropriately, directs them to find more information on the proceeding. Finally, the Board’s distrust of QR codes is belied by the Board’s own use of QR codes in the</w:t>
-      </w:r>
-      <w:r>
-        <w:t xml:space="preserve"> </w:t>
-      </w:r>
-      <w:r>
-        <w:t xml:space="preserve">“Voter Photo ID”</w:t>
-      </w:r>
-      <w:r>
-        <w:t xml:space="preserve"> </w:t>
-      </w:r>
-      <w:r>
-        <w:t xml:space="preserve">mailers that it recently distributed across the state.</w:t>
-      </w:r>
-      <w:r>
-        <w:t xml:space="preserve"> </w:t>
-      </w:r>
-      <w:r>
-        <w:rPr>
-          <w:i/>
-          <w:iCs/>
-        </w:rPr>
-        <w:t xml:space="preserve">See</w:t>
-      </w:r>
-      <w:r>
-        <w:t xml:space="preserve"> </w:t>
-      </w:r>
-      <w:r>
-        <w:t xml:space="preserve">N.C. State Bd. of Elections, Press Release: State Board Launches Photo ID Educational Campaign (Feb. 13, 2024), available at https://www.ncsbe.gov/​news/​press-releases/2024/02/13/​state-board-launches-photo-id-educational-campaign (visit the link</w:t>
+        <w:t xml:space="preserve">N.C. State Bd. of Elections, Press Release: State Board Launches Photo ID Educational Campaign (Feb. 13, 2024), available at https://​www.​ncsbe.​gov/​news/​press-​releases/​2024/​02/​13/​state-​board-​launches-​photo-​id-​educational-​campaign (visit the link</w:t>
       </w:r>
       <w:r>
         <w:t xml:space="preserve"> </w:t>
@@ -8438,19 +8210,61 @@
         <w:noBreakHyphen/>
       </w:r>
       <w:r>
-        <w:t xml:space="preserve">182.9 sets forth the requirements of an election protest. In addition to a protest being in writing and containing certain information, the section sets forth deadlines for filing a protest. N.C. Gen. Stat. § 163</w:t>
+        <w:t xml:space="preserve">182.9 sets forth the requirements of an election protest. In addition to a protest being in writing and containing certain information, the section sets forth deadlines for filing a protest. N.C. Gen. Stat. § 163-⁠182.9(b).</w:t>
+      </w:r>
+      <w:r>
+        <w:t xml:space="preserve"> </w:t>
+      </w:r>
+      <w:r>
+        <w:t xml:space="preserve">“If the protest concerns an irregularity other than vote counting or result tabulation, the protest shall be filed no later than 5:00 P.M. on the second business day after the county board has completed its canvass and declared the results.”</w:t>
+      </w:r>
+      <w:r>
+        <w:t xml:space="preserve"> </w:t>
+      </w:r>
+      <w:r>
+        <w:rPr>
+          <w:i/>
+          <w:iCs/>
+        </w:rPr>
+        <w:t xml:space="preserve">Id.</w:t>
+      </w:r>
+      <w:r>
+        <w:t xml:space="preserve"> </w:t>
+      </w:r>
+      <w:r>
+        <w:t xml:space="preserve">§ 163-⁠182.9(b)⁠(4)⁠(c).</w:t>
+      </w:r>
+    </w:p>
+    <w:p>
+      <w:pPr>
+        <w:pStyle w:val="BodyText"/>
+      </w:pPr>
+      <w:r>
+        <w:t xml:space="preserve">The next statute, section 163</w:t>
       </w:r>
       <w:r>
         <w:noBreakHyphen/>
       </w:r>
       <w:r>
-        <w:t xml:space="preserve">182.9(b).</w:t>
-      </w:r>
-      <w:r>
-        <w:t xml:space="preserve"> </w:t>
-      </w:r>
-      <w:r>
-        <w:t xml:space="preserve">“If the protest concerns an irregularity other than vote counting or result tabulation, the protest shall be filed no later than 5:00 P.M. on the second business day after the county board has completed its canvass and declared the results.”</w:t>
+        <w:t xml:space="preserve">182.10, dictates an election board’s review of whether a protest complies with these requirements. Section 163</w:t>
+      </w:r>
+      <w:r>
+        <w:noBreakHyphen/>
+      </w:r>
+      <w:r>
+        <w:t xml:space="preserve">182.10 explicitly states that a board shall</w:t>
+      </w:r>
+      <w:r>
+        <w:t xml:space="preserve"> </w:t>
+      </w:r>
+      <w:r>
+        <w:t xml:space="preserve">“determine whether the protest substantially complies with G.S. 163</w:t>
+      </w:r>
+      <w:r>
+        <w:noBreakHyphen/>
+      </w:r>
+      <w:r>
+        <w:t xml:space="preserve">182.9 and whether it establishes probable cause to believe that a violation of election law or irregularity or misconduct has occurred.”</w:t>
       </w:r>
       <w:r>
         <w:t xml:space="preserve"> </w:t>
@@ -8466,13 +8280,7 @@
         <w:t xml:space="preserve"> </w:t>
       </w:r>
       <w:r>
-        <w:t xml:space="preserve">§ 163</w:t>
-      </w:r>
-      <w:r>
-        <w:noBreakHyphen/>
-      </w:r>
-      <w:r>
-        <w:t xml:space="preserve">182.9(b)⁠(4)⁠(c).</w:t>
+        <w:t xml:space="preserve">§ 163-⁠182.10(a)⁠(1) (emphasis added). Therefore, for a protest to proceed to a review of its merits, the protest must substantially comply with the 5:00 P.M. filing deadline.</w:t>
       </w:r>
     </w:p>
     <w:p>
@@ -8480,67 +8288,7 @@
         <w:pStyle w:val="BodyText"/>
       </w:pPr>
       <w:r>
-        <w:t xml:space="preserve">The next statute, section 163</w:t>
-      </w:r>
-      <w:r>
-        <w:noBreakHyphen/>
-      </w:r>
-      <w:r>
-        <w:t xml:space="preserve">182.10, dictates an election board’s review of whether a protest complies with these requirements. Section 163</w:t>
-      </w:r>
-      <w:r>
-        <w:noBreakHyphen/>
-      </w:r>
-      <w:r>
-        <w:t xml:space="preserve">182.10 explicitly states that a board shall</w:t>
-      </w:r>
-      <w:r>
-        <w:t xml:space="preserve"> </w:t>
-      </w:r>
-      <w:r>
-        <w:t xml:space="preserve">“determine whether the protest substantially complies with G.S. 163</w:t>
-      </w:r>
-      <w:r>
-        <w:noBreakHyphen/>
-      </w:r>
-      <w:r>
-        <w:t xml:space="preserve">182.9 and whether it establishes probable cause to believe that a violation of election law or irregularity or misconduct has occurred.”</w:t>
-      </w:r>
-      <w:r>
-        <w:t xml:space="preserve"> </w:t>
-      </w:r>
-      <w:r>
-        <w:rPr>
-          <w:i/>
-          <w:iCs/>
-        </w:rPr>
-        <w:t xml:space="preserve">Id.</w:t>
-      </w:r>
-      <w:r>
-        <w:t xml:space="preserve"> </w:t>
-      </w:r>
-      <w:r>
-        <w:t xml:space="preserve">§ 163</w:t>
-      </w:r>
-      <w:r>
-        <w:noBreakHyphen/>
-      </w:r>
-      <w:r>
-        <w:t xml:space="preserve">182.10(a)⁠(1) (emphasis added). Therefore, for a protest to proceed to a review of its merits, the protest must substantially comply with the 5:00 P.M. filing deadline.</w:t>
-      </w:r>
-    </w:p>
-    <w:p>
-      <w:pPr>
-        <w:pStyle w:val="BodyText"/>
-      </w:pPr>
-      <w:r>
-        <w:t xml:space="preserve">The affidavit of Kyle Offerman, submitted to the Board, established that all of Judge Griffin’s protests were submitted via email to the county board before the 5:00 P.M. deadline. (A.R. p 3719 (Offerman Aff. ¶¶ 8</w:t>
-      </w:r>
-      <w:r>
-        <w:noBreakHyphen/>
-      </w:r>
-      <w:r>
-        <w:t xml:space="preserve">9).) The possibility that some of these protests might have hit election officials’ inboxes a few minutes after 5:00 P.M. is irrelevant. The protests would have nonetheless been filed in substantial compliance with the statutory filing deadline.</w:t>
+        <w:t xml:space="preserve">The affidavit of Kyle Offerman, submitted to the Board, established that all of Judge Griffin’s protests were submitted via email to the county board before the 5:00 P.M. deadline. (A.R. p 3719 (Offerman Aff. ¶¶ 8-⁠9).) The possibility that some of these protests might have hit election officials’ inboxes a few minutes after 5:00 P.M. is irrelevant. The protests would have nonetheless been filed in substantial compliance with the statutory filing deadline.</w:t>
       </w:r>
     </w:p>
     <w:p>
@@ -9792,13 +9540,7 @@
         <w:t xml:space="preserve">e.g.</w:t>
       </w:r>
       <w:r>
-        <w:t xml:space="preserve">, N.C. Gen. Stat. § 163</w:t>
-      </w:r>
-      <w:r>
-        <w:noBreakHyphen/>
-      </w:r>
-      <w:r>
-        <w:t xml:space="preserve">230.1(a)⁠(4), (b)⁠(4), (e)⁠(3), (f1), and on all applicants to provide a drivers license or social security number that validates the applicants’ identities,</w:t>
+        <w:t xml:space="preserve">, N.C. Gen. Stat. § 163-⁠230.1(a)⁠(4), (b)⁠(4), (e)⁠(3), (f1), and on all applicants to provide a drivers license or social security number that validates the applicants’ identities,</w:t>
       </w:r>
       <w:r>
         <w:t xml:space="preserve"> </w:t>
@@ -9814,13 +9556,7 @@
         <w:t xml:space="preserve"> </w:t>
       </w:r>
       <w:r>
-        <w:t xml:space="preserve">§ 163</w:t>
-      </w:r>
-      <w:r>
-        <w:noBreakHyphen/>
-      </w:r>
-      <w:r>
-        <w:t xml:space="preserve">82.4(a)⁠(11), (d), (f). The Board’s willingness to allow individuals to vote without satisfying these statutory requirements does not excuse individuals of their duty to comply with them. Moreover,</w:t>
+        <w:t xml:space="preserve">§ 163-⁠82.4(a)⁠(11), (d), (f). The Board’s willingness to allow individuals to vote without satisfying these statutory requirements does not excuse individuals of their duty to comply with them. Moreover,</w:t>
       </w:r>
       <w:r>
         <w:t xml:space="preserve"> </w:t>
@@ -10476,7 +10212,7 @@
     </w:p>
     <w:p>
       <w:pPr>
-        <w:pStyle w:val="BodyText"/>
+        <w:pStyle w:val="BodyTextKeep"/>
       </w:pPr>
       <w:r>
         <w:t xml:space="preserve">This the 29th day of January, 2025.</w:t>
@@ -10484,6 +10220,8 @@
     </w:p>
     <w:p>
       <w:pPr>
+        <w:keepNext/>
+        <w:keepLines/>
         <w:spacing w:before="0" w:after="0" w:line="432" w:lineRule="exact"/>
       </w:pPr>
     </w:p>
@@ -11403,7 +11141,7 @@
         <w:t xml:space="preserve"> </w:t>
       </w:r>
       <w:r>
-        <w:t xml:space="preserve">at https://s3.amazonaws.com/​dl.ncsbe.gov/​Voter%20ID/​Voter-ID_Mailer.pdf.</w:t>
+        <w:t xml:space="preserve">at https://​s3.​amazonaws.​com/​dl.​ncsbe.​gov/​Voter%20ID/​Voter-​ID_Mailer.​pdf.</w:t>
       </w:r>
     </w:p>
   </w:footnote>
@@ -12221,6 +11959,7 @@
     <w:unhideWhenUsed/>
     <w:qFormat/>
     <w:pPr>
+      <w:keepLines/>
       <w:spacing w:before="0" w:after="140" w:line="276" w:lineRule="exact"/>
     </w:pPr>
     <w:rPr>
@@ -12419,6 +12158,15 @@
       <w:ind w:firstLine="0"/>
     </w:pPr>
   </w:style>
+  <w:style w:type="paragraph" w:customStyle="1" w:styleId="BodyTextKeep">
+    <w:name w:val="Body Text Keep"/>
+    <w:basedOn w:val="BodyText"/>
+    <w:qFormat/>
+    <w:pPr>
+      <w:keepNext/>
+      <w:keepLines/>
+    </w:pPr>
+  </w:style>
   <w:style w:type="paragraph" w:customStyle="1" w:styleId="XdList1">
     <w:name w:val="XdList 1"/>
     <w:basedOn w:val="Normal"/>
@@ -12471,6 +12219,33 @@
     <w:pPr>
       <w:spacing w:before="0" w:after="0" w:line="276" w:lineRule="exact"/>
       <w:ind w:left="2160" w:hanging="720"/>
+    </w:pPr>
+  </w:style>
+  <w:style w:type="paragraph" w:customStyle="1" w:styleId="XdQuoteList1">
+    <w:name w:val="Xd Quote List 1"/>
+    <w:basedOn w:val="Normal"/>
+    <w:qFormat/>
+    <w:pPr>
+      <w:spacing w:before="0" w:after="0" w:line="276" w:lineRule="exact"/>
+      <w:ind w:left="1440" w:right="720" w:hanging="720"/>
+    </w:pPr>
+  </w:style>
+  <w:style w:type="paragraph" w:customStyle="1" w:styleId="XdQuoteList2">
+    <w:name w:val="Xd Quote List 2"/>
+    <w:basedOn w:val="Normal"/>
+    <w:qFormat/>
+    <w:pPr>
+      <w:spacing w:before="0" w:after="0" w:line="276" w:lineRule="exact"/>
+      <w:ind w:left="2160" w:right="720" w:hanging="720"/>
+    </w:pPr>
+  </w:style>
+  <w:style w:type="paragraph" w:customStyle="1" w:styleId="XdQuoteList3">
+    <w:name w:val="Xd Quote List 3"/>
+    <w:basedOn w:val="Normal"/>
+    <w:qFormat/>
+    <w:pPr>
+      <w:spacing w:before="0" w:after="0" w:line="276" w:lineRule="exact"/>
+      <w:ind w:left="2880" w:right="720" w:hanging="720"/>
     </w:pPr>
   </w:style>
   <w:style w:type="paragraph" w:customStyle="1" w:styleId="XdQuoteOnly">

--- a/courts/fourth-circuit/north-carolina/state/superior-court/opening-brief/usage/OUTPUT-opening-brief.docx
+++ b/courts/fourth-circuit/north-carolina/state/superior-court/opening-brief/usage/OUTPUT-opening-brief.docx
@@ -1960,7 +1960,7 @@
         <w:tab/>
       </w:r>
       <w:r>
-        <w:t xml:space="preserve">19</w:t>
+        <w:t xml:space="preserve">18</w:t>
       </w:r>
     </w:p>
     <w:p>
@@ -2380,7 +2380,7 @@
         <w:tab/>
       </w:r>
       <w:r>
-        <w:t xml:space="preserve">27</w:t>
+        <w:t xml:space="preserve">26</w:t>
       </w:r>
     </w:p>
     <w:p>
@@ -3026,7 +3026,7 @@
         <w:t xml:space="preserve"> </w:t>
       </w:r>
       <w:r>
-        <w:t xml:space="preserve">(No. 320P24) (N.C. Jan. 22, 2025), available at https://​appellate.​nccourts.​org/​orders.​php?​t=P&amp;court=l&amp;id=444272&amp;pdf=l&amp;a=0&amp;docket=l&amp;dev=l. The Supreme Court also stayed certification of the election while this Court acts, and until</w:t>
+        <w:t xml:space="preserve">(No. 320P24) (N.C. Jan. 22, 2025), available at https://​appellate.​nccourts.​org/​orders.​php?​t=P&amp;​court=l&amp;​id=444272&amp;​pdf=l&amp;​a=0&amp;​docket=l&amp;​dev=l. The Supreme Court also stayed certification of the election while this Court acts, and until</w:t>
       </w:r>
       <w:r>
         <w:t xml:space="preserve"> </w:t>
@@ -4786,7 +4786,7 @@
         <w:t xml:space="preserve"> </w:t>
       </w:r>
       <w:r>
-        <w:t xml:space="preserve">“Each container-return envelope returned to the county board with application and voted ballots under this section shall be accompanied by a photocopy of identification . . . .”</w:t>
+        <w:t xml:space="preserve">“Each container-return envelope returned to the county board with application and voted ballots under this section shall be accompanied by a photocopy of identification ⁠. ⁠. ⁠. ⁠.”</w:t>
       </w:r>
       <w:r>
         <w:t xml:space="preserve"> </w:t>
@@ -4858,7 +4858,7 @@
         <w:pStyle w:val="XdQuoteOnly"/>
       </w:pPr>
       <w:r>
-        <w:t xml:space="preserve">“The sealed container-return envelope in which executed absentee ballots have been placed shall be transmitted to the county board of elections who issued those ballots as follows . . . All ballots issued under the provisions of this Article and Article 21A of this Chapter shall be transmitted by one of the following means . . . .”</w:t>
+        <w:t xml:space="preserve">“The sealed container-return envelope in which executed absentee ballots have been placed shall be transmitted to the county board of elections who issued those ballots as follows ⁠. ⁠. ⁠. All ballots issued under the provisions of this Article and Article 21A of this Chapter shall be transmitted by one of the following means ⁠. ⁠. ⁠. ⁠.”</w:t>
       </w:r>
       <w:r>
         <w:t xml:space="preserve"> </w:t>
@@ -5471,7 +5471,7 @@
         <w:t xml:space="preserve"> </w:t>
       </w:r>
       <w:r>
-        <w:t xml:space="preserve">(No. 320P24), available at https://​appellate.​nccourts.​org/​orders.​php?​t=P&amp;court=l&amp;id=444978&amp;pdf=l&amp;a=0&amp;docket=l&amp;dev=l. Describing the Board’s reasoning as</w:t>
+        <w:t xml:space="preserve">(No. 320P24), available at https://​appellate.​nccourts.​org/​orders.​php?​t=P&amp;​court=l&amp;​id=444978&amp;​pdf=l&amp;​a=0&amp;​docket=l&amp;​dev=l. Describing the Board’s reasoning as</w:t>
       </w:r>
       <w:r>
         <w:t xml:space="preserve"> </w:t>
@@ -6436,7 +6436,7 @@
         <w:t xml:space="preserve">N.C. Const. art. I, § 19 (</w:t>
       </w:r>
       <w:r>
-        <w:t xml:space="preserve">“No person shall be denied the equal protection of the laws . . . .”</w:t>
+        <w:t xml:space="preserve">“No person shall be denied the equal protection of the laws ⁠. ⁠. ⁠. ⁠.”</w:t>
       </w:r>
       <w:r>
         <w:t xml:space="preserve">);</w:t>
@@ -7122,19 +7122,7 @@
         <w:t xml:space="preserve"> </w:t>
       </w:r>
       <w:r>
-        <w:t xml:space="preserve">(N.C. State Bd. of Elections Nov. 28, 2016) [hereinafter 2016 Order], available at https://​s3.​amazonaws.​com/​dl.​ncsbe.​gov/​State_Board_Meeting_Docs/​2016</w:t>
-      </w:r>
-      <w:r>
-        <w:noBreakHyphen/>
-      </w:r>
-      <w:r>
-        <w:t xml:space="preserve">11</w:t>
-      </w:r>
-      <w:r>
-        <w:noBreakHyphen/>
-      </w:r>
-      <w:r>
-        <w:t xml:space="preserve">22/​Final_Order_11_28_2016.​pdf.</w:t>
+        <w:t xml:space="preserve">(N.C. State Bd. of Elections Nov. 28, 2016) [hereinafter 2016 Order], available at https://​s3.​amazonaws.​com/​dl.​ncsbe.​gov/​State_Board_Meeting_Docs/​2016-⁠11-⁠22/​Final_Order_11_28_2016.​pdf.</w:t>
       </w:r>
     </w:p>
     <w:p>
@@ -7799,7 +7787,7 @@
         <w:pStyle w:val="XdQuoteOnly"/>
       </w:pPr>
       <w:r>
-        <w:t xml:space="preserve">* * * NOTICE * * * [[First Name]] [[Middle Name]] [[Last Name]], your vote may be affected by one of more protests filed in the 2024 general elections. Please scan this QR code to view the protests filings. Please check under the county in which you cast a ballot to see what protest may relate to you . . . . For more information on when your County Board of Elections will hold a hearing on this matter, please visit the State Board of Elections’ website link found on the Protest Site (via the QR code).</w:t>
+        <w:t xml:space="preserve">* * * NOTICE * * * [[First Name]] [[Middle Name]] [[Last Name]], your vote may be affected by one of more protests filed in the 2024 general elections. Please scan this QR code to view the protests filings. Please check under the county in which you cast a ballot to see what protest may relate to you ⁠. ⁠. ⁠. ⁠. For more information on when your County Board of Elections will hold a hearing on this matter, please visit the State Board of Elections’ website link found on the Protest Site (via the QR code).</w:t>
       </w:r>
     </w:p>
     <w:p>
@@ -7959,9 +7947,6 @@
       </w:r>
       <w:r>
         <w:t xml:space="preserve">).</w:t>
-      </w:r>
-      <w:r>
-        <w:t xml:space="preserve"> </w:t>
       </w:r>
       <w:r>
         <w:rPr>

--- a/courts/fourth-circuit/north-carolina/state/superior-court/opening-brief/usage/OUTPUT-opening-brief.docx
+++ b/courts/fourth-circuit/north-carolina/state/superior-court/opening-brief/usage/OUTPUT-opening-brief.docx
@@ -203,9 +203,7 @@
         <w:t xml:space="preserve"> </w:t>
       </w:r>
       <w:r>
-        <w:t xml:space="preserve">24CV040622</w:t>
-        <w:noBreakHyphen/>
-        <w:t xml:space="preserve">910</w:t>
+        <w:t xml:space="preserve">24CV040622-⁠910</w:t>
       </w:r>
     </w:p>
     <w:p>
@@ -660,9 +658,7 @@
               <w:t xml:space="preserve"> </w:t>
             </w:r>
             <w:r>
-              <w:t xml:space="preserve">529</w:t>
-              <w:noBreakHyphen/>
-              <w:t xml:space="preserve">3351</w:t>
+              <w:t xml:space="preserve">529-⁠3351</w:t>
             </w:r>
           </w:p>
         </w:tc>
@@ -854,9 +850,7 @@
               <w:t xml:space="preserve"> </w:t>
             </w:r>
             <w:r>
-              <w:t xml:space="preserve">670</w:t>
-              <w:noBreakHyphen/>
-              <w:t xml:space="preserve">5185</w:t>
+              <w:t xml:space="preserve">670-⁠5185</w:t>
             </w:r>
           </w:p>
         </w:tc>
@@ -2785,13 +2779,7 @@
         <w:pStyle w:val="BodyText"/>
       </w:pPr>
       <w:r>
-        <w:t xml:space="preserve">In the Supreme Court contest, 5,509 such ballots were unlawfully cast. Judge Griffin anticipates that, if these unlawful ballots are excluded, he will win the election. An example of this type of protest can be found in the Administrative Record. (A.R. pp 349</w:t>
-      </w:r>
-      <w:r>
-        <w:noBreakHyphen/>
-      </w:r>
-      <w:r>
-        <w:t xml:space="preserve">58.)</w:t>
+        <w:t xml:space="preserve">In the Supreme Court contest, 5,509 such ballots were unlawfully cast. Judge Griffin anticipates that, if these unlawful ballots are excluded, he will win the election. An example of this type of protest can be found in the Administrative Record. (A.R. pp 349-⁠58.)</w:t>
       </w:r>
     </w:p>
     <w:p>
@@ -2858,13 +2846,7 @@
         <w:t xml:space="preserve"> </w:t>
       </w:r>
       <w:r>
-        <w:t xml:space="preserve">Counting these ballots is unlawful. An example of this type of protest can be found in the Administrative Record. (A.R. pp 288</w:t>
-      </w:r>
-      <w:r>
-        <w:noBreakHyphen/>
-      </w:r>
-      <w:r>
-        <w:t xml:space="preserve">303.)</w:t>
+        <w:t xml:space="preserve">Counting these ballots is unlawful. An example of this type of protest can be found in the Administrative Record. (A.R. pp 288-⁠303.)</w:t>
       </w:r>
     </w:p>
     <w:p>
@@ -2890,13 +2872,7 @@
         <w:t xml:space="preserve"> </w:t>
       </w:r>
       <w:r>
-        <w:t xml:space="preserve">Since 2004, the General Assembly has required someone registering to vote to provide his drivers license or last four digits of his social security number on his voter registration application. N.C. Sess. Law 2003</w:t>
-      </w:r>
-      <w:r>
-        <w:noBreakHyphen/>
-      </w:r>
-      <w:r>
-        <w:t xml:space="preserve">226, § 9 (codified as amended at N.C. Gen. Stat. § 163-⁠82.4). However, until December 2023, the State Board of Elections chose not to enforce this law. And even when the Board admitted its decades of lawlessness, it refused to cure the improper registrations and would only require the information from new registrants. In the race for Seat 6 of the Supreme Court, over 60,000 people cast ballots, even though they had never provided the statutorily required information to become lawful voter registrants. Under state law, unless someone is lawfully registered to vote, he cannot vote. N.C. Const. art. VI, § 3(1); N.C. Gen. Stat. § 163-⁠82.1(a).</w:t>
+        <w:t xml:space="preserve">Since 2004, the General Assembly has required someone registering to vote to provide his drivers license or last four digits of his social security number on his voter registration application. N.C. Sess. Law 2003-⁠226, § 9 (codified as amended at N.C. Gen. Stat. § 163-⁠82.4). However, until December 2023, the State Board of Elections chose not to enforce this law. And even when the Board admitted its decades of lawlessness, it refused to cure the improper registrations and would only require the information from new registrants. In the race for Seat 6 of the Supreme Court, over 60,000 people cast ballots, even though they had never provided the statutorily required information to become lawful voter registrants. Under state law, unless someone is lawfully registered to vote, he cannot vote. N.C. Const. art. VI, § 3(1); N.C. Gen. Stat. § 163-⁠82.1(a).</w:t>
       </w:r>
     </w:p>
     <w:p>
@@ -2904,13 +2880,7 @@
         <w:pStyle w:val="BodyText"/>
       </w:pPr>
       <w:r>
-        <w:t xml:space="preserve">A sample of the protest for incomplete voter registrations can be found in the Administrative Record. (A.R. pp 304</w:t>
-      </w:r>
-      <w:r>
-        <w:noBreakHyphen/>
-      </w:r>
-      <w:r>
-        <w:t xml:space="preserve">48.) Judge Griffin anticipates that, if these unlawful ballots are excluded, then he will have won the contest.</w:t>
+        <w:t xml:space="preserve">A sample of the protest for incomplete voter registrations can be found in the Administrative Record. (A.R. pp 304-⁠48.) Judge Griffin anticipates that, if these unlawful ballots are excluded, then he will have won the contest.</w:t>
       </w:r>
     </w:p>
     <w:p>
@@ -2962,19 +2932,7 @@
         <w:pStyle w:val="BodyText"/>
       </w:pPr>
       <w:r>
-        <w:t xml:space="preserve">After Judge Griffin filed his protests, the State Board took over jurisdiction from the county boards for the three categories of protests just described. (A.R. p 5366.) The parties filed briefs, then the State Board heard arguments on the protests on 11 December 2024. On 13 December 2024, the Board emailed and mailed the parties a copy of its final decision on these categories of protests. (A.R. pp 5368</w:t>
-      </w:r>
-      <w:r>
-        <w:noBreakHyphen/>
-      </w:r>
-      <w:r>
-        <w:t xml:space="preserve">410). This decision consolidated the Board’s treatment of a number of the protests. The decision is a final decision as to hundreds of protests. The protests dismissed by the State Board’s order are included in the Administrative Record. (A.R. pp 1</w:t>
-      </w:r>
-      <w:r>
-        <w:noBreakHyphen/>
-      </w:r>
-      <w:r>
-        <w:t xml:space="preserve">3562.)</w:t>
+        <w:t xml:space="preserve">After Judge Griffin filed his protests, the State Board took over jurisdiction from the county boards for the three categories of protests just described. (A.R. p 5366.) The parties filed briefs, then the State Board heard arguments on the protests on 11 December 2024. On 13 December 2024, the Board emailed and mailed the parties a copy of its final decision on these categories of protests. (A.R. pp 5368-⁠410). This decision consolidated the Board’s treatment of a number of the protests. The decision is a final decision as to hundreds of protests. The protests dismissed by the State Board’s order are included in the Administrative Record. (A.R. pp 1-⁠3562.)</w:t>
       </w:r>
     </w:p>
     <w:p>
@@ -3116,13 +3074,7 @@
         <w:t xml:space="preserve">See, e.g., Appeal of Ramseur</w:t>
       </w:r>
       <w:r>
-        <w:t xml:space="preserve">, 120 N.C. App. 521, 523</w:t>
-      </w:r>
-      <w:r>
-        <w:noBreakHyphen/>
-      </w:r>
-      <w:r>
-        <w:t xml:space="preserve">24, 463 S.E.2d 254, 256 (1995). As the State Board agreed, these protests present</w:t>
+        <w:t xml:space="preserve">, 120 N.C. App. 521, 523-⁠24, 463 S.E.2d 254, 256 (1995). As the State Board agreed, these protests present</w:t>
       </w:r>
       <w:r>
         <w:t xml:space="preserve"> </w:t>
@@ -3404,19 +3356,7 @@
         <w:t xml:space="preserve"> </w:t>
       </w:r>
       <w:r>
-        <w:t xml:space="preserve">at 262</w:t>
-      </w:r>
-      <w:r>
-        <w:noBreakHyphen/>
-      </w:r>
-      <w:r>
-        <w:t xml:space="preserve">63, 607 S.E.2d at 639</w:t>
-      </w:r>
-      <w:r>
-        <w:noBreakHyphen/>
-      </w:r>
-      <w:r>
-        <w:t xml:space="preserve">40. The first two actions were election protests filed by the Republican candidates, which the State Board of Elections rejected.</w:t>
+        <w:t xml:space="preserve">at 262-⁠63, 607 S.E.2d at 639-⁠40. The first two actions were election protests filed by the Republican candidates, which the State Board of Elections rejected.</w:t>
       </w:r>
       <w:r>
         <w:t xml:space="preserve"> </w:t>
@@ -3556,13 +3496,7 @@
         <w:t xml:space="preserve"> </w:t>
       </w:r>
       <w:r>
-        <w:t xml:space="preserve">Br. for Defs.-Appellees at 41</w:t>
-      </w:r>
-      <w:r>
-        <w:noBreakHyphen/>
-      </w:r>
-      <w:r>
-        <w:t xml:space="preserve">42,</w:t>
+        <w:t xml:space="preserve">Br. for Defs.-Appellees at 41-⁠42,</w:t>
       </w:r>
       <w:r>
         <w:t xml:space="preserve"> </w:t>
@@ -3575,13 +3509,7 @@
         <w:t xml:space="preserve">James</w:t>
       </w:r>
       <w:r>
-        <w:t xml:space="preserve">, 359 N.C. 260 (No. 602PA04</w:t>
-      </w:r>
-      <w:r>
-        <w:noBreakHyphen/>
-      </w:r>
-      <w:r>
-        <w:t xml:space="preserve">2), available at https://​www.​ncappellatecourts.​org/​show-​file.​php?​document id=93938. The Board argued that the election challenges should have been</w:t>
+        <w:t xml:space="preserve">, 359 N.C. 260 (No. 602PA04-⁠2), available at https://​www.​ncappellatecourts.​org/​show-​file.​php?​document id=93938. The Board argued that the election challenges should have been</w:t>
       </w:r>
       <w:r>
         <w:t xml:space="preserve"> </w:t>
@@ -3710,13 +3638,7 @@
         <w:t xml:space="preserve">James</w:t>
       </w:r>
       <w:r>
-        <w:t xml:space="preserve">, 359 N.C. 260 (No. 602PA04</w:t>
-      </w:r>
-      <w:r>
-        <w:noBreakHyphen/>
-      </w:r>
-      <w:r>
-        <w:t xml:space="preserve">2), available at https://​www.​ncappellatecourts.​org/​show-​file.​php?​document id=93938. Indeed, that was the heading of the argument:</w:t>
+        <w:t xml:space="preserve">, 359 N.C. 260 (No. 602PA04-⁠2), available at https://​www.​ncappellatecourts.​org/​show-​file.​php?​document id=93938. Indeed, that was the heading of the argument:</w:t>
       </w:r>
       <w:r>
         <w:t xml:space="preserve"> </w:t>
@@ -3798,13 +3720,7 @@
         <w:pStyle w:val="BodyText"/>
       </w:pPr>
       <w:r>
-        <w:t xml:space="preserve">Federal law was also put into play. A group of amici curiae argued that the Republican candidates’ argument, if accepted, would violate the federal Voting Rights Act, since a disproportionate number of out-of-precinct votes were cast by racial minorities. Br. of Amici Curiae in Support of Defs. at 20</w:t>
-      </w:r>
-      <w:r>
-        <w:noBreakHyphen/>
-      </w:r>
-      <w:r>
-        <w:t xml:space="preserve">27,</w:t>
+        <w:t xml:space="preserve">Federal law was also put into play. A group of amici curiae argued that the Republican candidates’ argument, if accepted, would violate the federal Voting Rights Act, since a disproportionate number of out-of-precinct votes were cast by racial minorities. Br. of Amici Curiae in Support of Defs. at 20-⁠27,</w:t>
       </w:r>
       <w:r>
         <w:t xml:space="preserve"> </w:t>
@@ -3817,13 +3733,7 @@
         <w:t xml:space="preserve">James</w:t>
       </w:r>
       <w:r>
-        <w:t xml:space="preserve">, 359 N.C. 260 (No. 602PA04</w:t>
-      </w:r>
-      <w:r>
-        <w:noBreakHyphen/>
-      </w:r>
-      <w:r>
-        <w:t xml:space="preserve">2), available at https://​www.​ncappellatecourts.​org/​show-​file.​php?​document id=93940.</w:t>
+        <w:t xml:space="preserve">, 359 N.C. 260 (No. 602PA04-⁠2), available at https://​www.​ncappellatecourts.​org/​show-​file.​php?​document id=93940.</w:t>
       </w:r>
     </w:p>
     <w:p>
@@ -3844,19 +3754,7 @@
         <w:t xml:space="preserve">James</w:t>
       </w:r>
       <w:r>
-        <w:t xml:space="preserve">, 359 N.C. at 266</w:t>
-      </w:r>
-      <w:r>
-        <w:noBreakHyphen/>
-      </w:r>
-      <w:r>
-        <w:t xml:space="preserve">69, 607 S.E.2d at 642</w:t>
-      </w:r>
-      <w:r>
-        <w:noBreakHyphen/>
-      </w:r>
-      <w:r>
-        <w:t xml:space="preserve">44. Thus, the Court concluded,</w:t>
+        <w:t xml:space="preserve">, 359 N.C. at 266-⁠69, 607 S.E.2d at 642-⁠44. Thus, the Court concluded,</w:t>
       </w:r>
       <w:r>
         <w:t xml:space="preserve"> </w:t>
@@ -4570,16 +4468,7 @@
         <w:t xml:space="preserve"> </w:t>
       </w:r>
       <w:r>
-        <w:t xml:space="preserve">N.C. Gen. Stat. §§ 163-⁠226 to</w:t>
-      </w:r>
-      <w:r>
-        <w:t xml:space="preserve"> </w:t>
-      </w:r>
-      <w:r>
-        <w:noBreakHyphen/>
-      </w:r>
-      <w:r>
-        <w:t xml:space="preserve">239. Article 21A, which is called the Uniform Military and Overseas Voters Act or UMOVA, layers on additional rules for absentee voting by military and overseas voters.</w:t>
+        <w:t xml:space="preserve">N.C. Gen. Stat. §§ 163-⁠226 to -⁠239. Article 21A, which is called the Uniform Military and Overseas Voters Act or UMOVA, layers on additional rules for absentee voting by military and overseas voters.</w:t>
       </w:r>
       <w:r>
         <w:t xml:space="preserve"> </w:t>
@@ -4595,22 +4484,7 @@
         <w:t xml:space="preserve"> </w:t>
       </w:r>
       <w:r>
-        <w:t xml:space="preserve">§§ 163-⁠258.1 to</w:t>
-      </w:r>
-      <w:r>
-        <w:t xml:space="preserve"> </w:t>
-      </w:r>
-      <w:r>
-        <w:noBreakHyphen/>
-      </w:r>
-      <w:r>
-        <w:t xml:space="preserve">258.31. The general absentee voting provisions of Article 20 apply to overseas absentee voting under Article 21A, and not vice versa. Section 163</w:t>
-      </w:r>
-      <w:r>
-        <w:noBreakHyphen/>
-      </w:r>
-      <w:r>
-        <w:t xml:space="preserve">239 states,</w:t>
+        <w:t xml:space="preserve">§§ 163-⁠258.1 to -⁠258.31. The general absentee voting provisions of Article 20 apply to overseas absentee voting under Article 21A, and not vice versa. Section 163-⁠239 states,</w:t>
       </w:r>
       <w:r>
         <w:t xml:space="preserve"> </w:t>
@@ -4662,13 +4536,7 @@
         <w:t xml:space="preserve"> </w:t>
       </w:r>
       <w:r>
-        <w:t xml:space="preserve">N.C. Sess. Law 2011</w:t>
-      </w:r>
-      <w:r>
-        <w:noBreakHyphen/>
-      </w:r>
-      <w:r>
-        <w:t xml:space="preserve">182. The General Assembly then added legislation to require photo identification for absentee ballots.</w:t>
+        <w:t xml:space="preserve">N.C. Sess. Law 2011-⁠182. The General Assembly then added legislation to require photo identification for absentee ballots.</w:t>
       </w:r>
       <w:r>
         <w:t xml:space="preserve"> </w:t>
@@ -4681,13 +4549,7 @@
         <w:t xml:space="preserve">See, e.g.</w:t>
       </w:r>
       <w:r>
-        <w:t xml:space="preserve">, N.C. Sess. Law 2019</w:t>
-      </w:r>
-      <w:r>
-        <w:noBreakHyphen/>
-      </w:r>
-      <w:r>
-        <w:t xml:space="preserve">239, § 1.2(b). When the legislature did so, it did not exempt overseas voters. If our legislature intended to exempt overseas absentee voters from the photo identification requirement, it would have said so explicitly.</w:t>
+        <w:t xml:space="preserve">, N.C. Sess. Law 2019-⁠239, § 1.2(b). When the legislature did so, it did not exempt overseas voters. If our legislature intended to exempt overseas absentee voters from the photo identification requirement, it would have said so explicitly.</w:t>
       </w:r>
     </w:p>
     <w:p>
@@ -4751,16 +4613,7 @@
         <w:t xml:space="preserve"> </w:t>
       </w:r>
       <w:r>
-        <w:t xml:space="preserve">§§ 163-⁠258.1 to</w:t>
-      </w:r>
-      <w:r>
-        <w:t xml:space="preserve"> </w:t>
-      </w:r>
-      <w:r>
-        <w:noBreakHyphen/>
-      </w:r>
-      <w:r>
-        <w:t xml:space="preserve">258.31.</w:t>
+        <w:t xml:space="preserve">§§ 163-⁠258.1 to -⁠258.31.</w:t>
       </w:r>
     </w:p>
     <w:p>
@@ -5000,16 +4853,7 @@
         <w:t xml:space="preserve"> </w:t>
       </w:r>
       <w:r>
-        <w:t xml:space="preserve">§§ 163-⁠226.3,</w:t>
-      </w:r>
-      <w:r>
-        <w:t xml:space="preserve"> </w:t>
-      </w:r>
-      <w:r>
-        <w:noBreakHyphen/>
-      </w:r>
-      <w:r>
-        <w:t xml:space="preserve">237, but Article 21A is silent. The same is true for making various records public records,</w:t>
+        <w:t xml:space="preserve">§§ 163-⁠226.3, -⁠237, but Article 21A is silent. The same is true for making various records public records,</w:t>
       </w:r>
       <w:r>
         <w:t xml:space="preserve"> </w:t>
@@ -5311,19 +5155,7 @@
         <w:pStyle w:val="BodyText"/>
       </w:pPr>
       <w:r>
-        <w:t xml:space="preserve">The State Board reasoned that Article 21A excused overseas voters from providing photo identification because section 163</w:t>
-      </w:r>
-      <w:r>
-        <w:noBreakHyphen/>
-      </w:r>
-      <w:r>
-        <w:t xml:space="preserve">258.17(b) established the exclusive means to authenticate the identity of the voter. (A.R. pp 5399</w:t>
-      </w:r>
-      <w:r>
-        <w:noBreakHyphen/>
-      </w:r>
-      <w:r>
-        <w:t xml:space="preserve">406.) But subsection (b) says no such thing.</w:t>
+        <w:t xml:space="preserve">The State Board reasoned that Article 21A excused overseas voters from providing photo identification because section 163-⁠258.17(b) established the exclusive means to authenticate the identity of the voter. (A.R. pp 5399-⁠406.) But subsection (b) says no such thing.</w:t>
       </w:r>
     </w:p>
     <w:p>
@@ -5391,13 +5223,7 @@
         <w:pStyle w:val="BodyText"/>
       </w:pPr>
       <w:r>
-        <w:t xml:space="preserve">This conclusion is easily confirmed by looking at Article 20. Similar to section 163</w:t>
-      </w:r>
-      <w:r>
-        <w:noBreakHyphen/>
-      </w:r>
-      <w:r>
-        <w:t xml:space="preserve">258.17(b)’s authentication requirement, Article 20 also requires absentee ballots to be authenticated by notarization or a witness.</w:t>
+        <w:t xml:space="preserve">This conclusion is easily confirmed by looking at Article 20. Similar to section 163-⁠258.17(b)’s authentication requirement, Article 20 also requires absentee ballots to be authenticated by notarization or a witness.</w:t>
       </w:r>
       <w:r>
         <w:t xml:space="preserve"> </w:t>
@@ -5449,13 +5275,7 @@
         <w:pStyle w:val="BodyText"/>
       </w:pPr>
       <w:r>
-        <w:t xml:space="preserve">In the prohibition proceedings at the Supreme Court, Justice Dietz, agreed with Judge Griffin on the merits of this election protest. Am. Order at 2</w:t>
-      </w:r>
-      <w:r>
-        <w:noBreakHyphen/>
-      </w:r>
-      <w:r>
-        <w:t xml:space="preserve">3,</w:t>
+        <w:t xml:space="preserve">In the prohibition proceedings at the Supreme Court, Justice Dietz, agreed with Judge Griffin on the merits of this election protest. Am. Order at 2-⁠3,</w:t>
       </w:r>
       <w:r>
         <w:t xml:space="preserve"> </w:t>
@@ -5523,16 +5343,7 @@
         <w:t xml:space="preserve"> </w:t>
       </w:r>
       <w:r>
-        <w:t xml:space="preserve">“does not appear consistent with the text of the applicable state laws. See N.C.G.S. § 163-⁠166.16 &amp;</w:t>
-      </w:r>
-      <w:r>
-        <w:t xml:space="preserve"> </w:t>
-      </w:r>
-      <w:r>
-        <w:noBreakHyphen/>
-      </w:r>
-      <w:r>
-        <w:t xml:space="preserve">230.1(f1); N.C.G.S. § 163-⁠239.”</w:t>
+        <w:t xml:space="preserve">“does not appear consistent with the text of the applicable state laws. See N.C.G.S. § 163-⁠166.16 &amp; -⁠230.1(f1); N.C.G.S. § 163-⁠239.”</w:t>
       </w:r>
       <w:r>
         <w:t xml:space="preserve"> </w:t>
@@ -5602,13 +5413,7 @@
         <w:t xml:space="preserve">State v. Tew</w:t>
       </w:r>
       <w:r>
-        <w:t xml:space="preserve">, 326 N.C. 732, 738</w:t>
-      </w:r>
-      <w:r>
-        <w:noBreakHyphen/>
-      </w:r>
-      <w:r>
-        <w:t xml:space="preserve">39, 392 S.E.2d 603, 607 (1990) (citation omitted).</w:t>
+        <w:t xml:space="preserve">, 326 N.C. 732, 738-⁠39, 392 S.E.2d 603, 607 (1990) (citation omitted).</w:t>
       </w:r>
     </w:p>
     <w:p>
@@ -5616,13 +5421,7 @@
         <w:pStyle w:val="BodyText"/>
       </w:pPr>
       <w:r>
-        <w:t xml:space="preserve">Before the Board, Justice Riggs argued that Article 21A prohibits a photo identification requirement because section 163</w:t>
-      </w:r>
-      <w:r>
-        <w:noBreakHyphen/>
-      </w:r>
-      <w:r>
-        <w:t xml:space="preserve">258.17(a) permits the counting of improper ballots cast by overseas voters if the ballots are missing</w:t>
+        <w:t xml:space="preserve">Before the Board, Justice Riggs argued that Article 21A prohibits a photo identification requirement because section 163-⁠258.17(a) permits the counting of improper ballots cast by overseas voters if the ballots are missing</w:t>
       </w:r>
       <w:r>
         <w:t xml:space="preserve"> </w:t>
@@ -6142,13 +5941,7 @@
         <w:pStyle w:val="BodyText"/>
       </w:pPr>
       <w:r>
-        <w:t xml:space="preserve">The State Board also defended its decision to excuse overseas voters from the photo-identification requirement on the grounds that the Board had already issued a rule saying so. (A.R. pp 5403</w:t>
-      </w:r>
-      <w:r>
-        <w:noBreakHyphen/>
-      </w:r>
-      <w:r>
-        <w:t xml:space="preserve">06.) (citing 8 N.C. Admin. Code § 17.0109(d)). But the General Assembly never delegated to the State Board the power to make the major policy decision of whether to require photo identification from a class of voters. Photo identification was a decision made by the legislature (and even the voters, through a constitutional amendment).</w:t>
+        <w:t xml:space="preserve">The State Board also defended its decision to excuse overseas voters from the photo-identification requirement on the grounds that the Board had already issued a rule saying so. (A.R. pp 5403-⁠06.) (citing 8 N.C. Admin. Code § 17.0109(d)). But the General Assembly never delegated to the State Board the power to make the major policy decision of whether to require photo identification from a class of voters. Photo identification was a decision made by the legislature (and even the voters, through a constitutional amendment).</w:t>
       </w:r>
     </w:p>
     <w:p>
@@ -6177,13 +5970,7 @@
         <w:t xml:space="preserve">Stam v. State</w:t>
       </w:r>
       <w:r>
-        <w:t xml:space="preserve">, 302 N.C. 357, 359</w:t>
-      </w:r>
-      <w:r>
-        <w:noBreakHyphen/>
-      </w:r>
-      <w:r>
-        <w:t xml:space="preserve">60, 275 S.E.2d 439, 441 (1981). And an administrative agency cannot be</w:t>
+        <w:t xml:space="preserve">, 302 N.C. 357, 359-⁠60, 275 S.E.2d 439, 441 (1981). And an administrative agency cannot be</w:t>
       </w:r>
       <w:r>
         <w:t xml:space="preserve"> </w:t>
@@ -6202,13 +5989,7 @@
         <w:t xml:space="preserve">Adams v. N.C. Dep’t of Nat. &amp; Econ. Res.</w:t>
       </w:r>
       <w:r>
-        <w:t xml:space="preserve">, 295 N.C. 683, 697</w:t>
-      </w:r>
-      <w:r>
-        <w:noBreakHyphen/>
-      </w:r>
-      <w:r>
-        <w:t xml:space="preserve">98, 249 S.E.2d 402, 411 (1978). If such legislative power could be delegated, it would be</w:t>
+        <w:t xml:space="preserve">, 295 N.C. 683, 697-⁠98, 249 S.E.2d 402, 411 (1978). If such legislative power could be delegated, it would be</w:t>
       </w:r>
       <w:r>
         <w:t xml:space="preserve"> </w:t>
@@ -6701,13 +6482,7 @@
         <w:pStyle w:val="BodyText"/>
       </w:pPr>
       <w:r>
-        <w:t xml:space="preserve">Because state law offered by the State Board provides no refuge, the Board also sought to intertwine its reasoning with federal law, citing 52 U.S.C. § 20302. (A.R. pp 5404</w:t>
-      </w:r>
-      <w:r>
-        <w:noBreakHyphen/>
-      </w:r>
-      <w:r>
-        <w:t xml:space="preserve">05.) But federal law has no application here. The statute on which the Board relies, by its own terms, only applies to</w:t>
+        <w:t xml:space="preserve">Because state law offered by the State Board provides no refuge, the Board also sought to intertwine its reasoning with federal law, citing 52 U.S.C. § 20302. (A.R. pp 5404-⁠05.) But federal law has no application here. The statute on which the Board relies, by its own terms, only applies to</w:t>
       </w:r>
       <w:r>
         <w:t xml:space="preserve"> </w:t>
@@ -7048,13 +6823,7 @@
         <w:pStyle w:val="BodyText"/>
       </w:pPr>
       <w:r>
-        <w:t xml:space="preserve">The Board reasoned that it should dismiss the protests because they were untimely voter challenges. (A.R. pp 5394</w:t>
-      </w:r>
-      <w:r>
-        <w:noBreakHyphen/>
-      </w:r>
-      <w:r>
-        <w:t xml:space="preserve">96.) But the State Board had already rejected its own argument in 2016, and the Supreme Court said the same thing in 2024.</w:t>
+        <w:t xml:space="preserve">The Board reasoned that it should dismiss the protests because they were untimely voter challenges. (A.R. pp 5394-⁠96.) But the State Board had already rejected its own argument in 2016, and the Supreme Court said the same thing in 2024.</w:t>
       </w:r>
     </w:p>
     <w:p>
@@ -7075,19 +6844,7 @@
         <w:t xml:space="preserve">Bouvier</w:t>
       </w:r>
       <w:r>
-        <w:t xml:space="preserve">, 386 N.C. at 5</w:t>
-      </w:r>
-      <w:r>
-        <w:noBreakHyphen/>
-      </w:r>
-      <w:r>
-        <w:t xml:space="preserve">6, 900 S.E.2d at 843</w:t>
-      </w:r>
-      <w:r>
-        <w:noBreakHyphen/>
-      </w:r>
-      <w:r>
-        <w:t xml:space="preserve">44. McCrory’s opponent, Roy Cooper, argued that the protests should be dismissed because they merely challenged the eligibility of certain voters, and therefore should have been brought as voter challenges instead.</w:t>
+        <w:t xml:space="preserve">, 386 N.C. at 5-⁠6, 900 S.E.2d at 843-⁠44. McCrory’s opponent, Roy Cooper, argued that the protests should be dismissed because they merely challenged the eligibility of certain voters, and therefore should have been brought as voter challenges instead.</w:t>
       </w:r>
       <w:r>
         <w:t xml:space="preserve"> </w:t>
@@ -7100,13 +6857,7 @@
         <w:t xml:space="preserve">See Bouvier v. Porter</w:t>
       </w:r>
       <w:r>
-        <w:t xml:space="preserve">, 279 N.C. App. 528, 542, 865 S.E.2d 732, 741</w:t>
-      </w:r>
-      <w:r>
-        <w:noBreakHyphen/>
-      </w:r>
-      <w:r>
-        <w:t xml:space="preserve">42, rev’d in part and remanded, 386 N.C. 1, 900 S.E.2d 838 (2024);</w:t>
+        <w:t xml:space="preserve">, 279 N.C. App. 528, 542, 865 S.E.2d 732, 741-⁠42, rev’d in part and remanded, 386 N.C. 1, 900 S.E.2d 838 (2024);</w:t>
       </w:r>
       <w:r>
         <w:t xml:space="preserve"> </w:t>
@@ -7427,13 +7178,7 @@
         <w:t xml:space="preserve">State ex rel. Utilities Comm’n v. Va. Elec. &amp; Power Co.</w:t>
       </w:r>
       <w:r>
-        <w:t xml:space="preserve">, 381 N.C. 499, 531</w:t>
-      </w:r>
-      <w:r>
-        <w:noBreakHyphen/>
-      </w:r>
-      <w:r>
-        <w:t xml:space="preserve">32 &amp; n.2, 873 S.E.2d 608, 629 &amp; n.2 (2022) (Barringer, J., dissenting) (agency acts arbitrarily and capriciously when it departs from recent precedent without a reasoned explanation). It is but another example of the State Board ignoring the law and exercising power untethered to principle.</w:t>
+        <w:t xml:space="preserve">, 381 N.C. 499, 531-⁠32 &amp; n.2, 873 S.E.2d 608, 629 &amp; n.2 (2022) (Barringer, J., dissenting) (agency acts arbitrarily and capriciously when it departs from recent precedent without a reasoned explanation). It is but another example of the State Board ignoring the law and exercising power untethered to principle.</w:t>
       </w:r>
     </w:p>
     <w:p>
@@ -7713,13 +7458,7 @@
         <w:t xml:space="preserve"> </w:t>
       </w:r>
       <w:r>
-        <w:t xml:space="preserve">(A.R. pp 5373</w:t>
-      </w:r>
-      <w:r>
-        <w:noBreakHyphen/>
-      </w:r>
-      <w:r>
-        <w:t xml:space="preserve">74 (citing N.C. Gen. Stat. § 163-⁠182.9(c)).) But the power to merely create a</w:t>
+        <w:t xml:space="preserve">(A.R. pp 5373-⁠74 (citing N.C. Gen. Stat. § 163-⁠182.9(c)).) But the power to merely create a</w:t>
       </w:r>
       <w:r>
         <w:t xml:space="preserve"> </w:t>
@@ -7827,13 +7566,7 @@
         <w:t xml:space="preserve"> </w:t>
       </w:r>
       <w:r>
-        <w:t xml:space="preserve">and (3) used a QR code to provide access to the filed materials. (A.R. pp 5375</w:t>
-      </w:r>
-      <w:r>
-        <w:noBreakHyphen/>
-      </w:r>
-      <w:r>
-        <w:t xml:space="preserve">81.) The Board concluded that such postcards did not properly inform voters of the protests and provide them an opportunity to object. (A.R. p 5379.)</w:t>
+        <w:t xml:space="preserve">and (3) used a QR code to provide access to the filed materials. (A.R. pp 5375-⁠81.) The Board concluded that such postcards did not properly inform voters of the protests and provide them an opportunity to object. (A.R. p 5379.)</w:t>
       </w:r>
     </w:p>
     <w:p>
@@ -8189,13 +7922,7 @@
         <w:pStyle w:val="BodyText"/>
       </w:pPr>
       <w:r>
-        <w:t xml:space="preserve">Section 163</w:t>
-      </w:r>
-      <w:r>
-        <w:noBreakHyphen/>
-      </w:r>
-      <w:r>
-        <w:t xml:space="preserve">182.9 sets forth the requirements of an election protest. In addition to a protest being in writing and containing certain information, the section sets forth deadlines for filing a protest. N.C. Gen. Stat. § 163-⁠182.9(b).</w:t>
+        <w:t xml:space="preserve">Section 163-⁠182.9 sets forth the requirements of an election protest. In addition to a protest being in writing and containing certain information, the section sets forth deadlines for filing a protest. N.C. Gen. Stat. § 163-⁠182.9(b).</w:t>
       </w:r>
       <w:r>
         <w:t xml:space="preserve"> </w:t>
@@ -8225,31 +7952,13 @@
         <w:pStyle w:val="BodyText"/>
       </w:pPr>
       <w:r>
-        <w:t xml:space="preserve">The next statute, section 163</w:t>
-      </w:r>
-      <w:r>
-        <w:noBreakHyphen/>
-      </w:r>
-      <w:r>
-        <w:t xml:space="preserve">182.10, dictates an election board’s review of whether a protest complies with these requirements. Section 163</w:t>
-      </w:r>
-      <w:r>
-        <w:noBreakHyphen/>
-      </w:r>
-      <w:r>
-        <w:t xml:space="preserve">182.10 explicitly states that a board shall</w:t>
-      </w:r>
-      <w:r>
-        <w:t xml:space="preserve"> </w:t>
-      </w:r>
-      <w:r>
-        <w:t xml:space="preserve">“determine whether the protest substantially complies with G.S. 163</w:t>
-      </w:r>
-      <w:r>
-        <w:noBreakHyphen/>
-      </w:r>
-      <w:r>
-        <w:t xml:space="preserve">182.9 and whether it establishes probable cause to believe that a violation of election law or irregularity or misconduct has occurred.”</w:t>
+        <w:t xml:space="preserve">The next statute, section 163-⁠182.10, dictates an election board’s review of whether a protest complies with these requirements. Section 163-⁠182.10 explicitly states that a board shall</w:t>
+      </w:r>
+      <w:r>
+        <w:t xml:space="preserve"> </w:t>
+      </w:r>
+      <w:r>
+        <w:t xml:space="preserve">“determine whether the protest substantially complies with G.S. 163-⁠182.9 and whether it establishes probable cause to believe that a violation of election law or irregularity or misconduct has occurred.”</w:t>
       </w:r>
       <w:r>
         <w:t xml:space="preserve"> </w:t>
@@ -8383,13 +8092,7 @@
         <w:t xml:space="preserve"> </w:t>
       </w:r>
       <w:r>
-        <w:t xml:space="preserve">complying with the deadline, even if it is not technically complying with the deadline. Under section 163</w:t>
-      </w:r>
-      <w:r>
-        <w:noBreakHyphen/>
-      </w:r>
-      <w:r>
-        <w:t xml:space="preserve">182.10(a)⁠(1), any such protest must, as a matter of law, be allowed to proceed to the merits.</w:t>
+        <w:t xml:space="preserve">complying with the deadline, even if it is not technically complying with the deadline. Under section 163-⁠182.10(a)⁠(1), any such protest must, as a matter of law, be allowed to proceed to the merits.</w:t>
       </w:r>
     </w:p>
     <w:p>
@@ -8915,19 +8618,7 @@
         <w:t xml:space="preserve">See Libertarian Party of N.C. v. State</w:t>
       </w:r>
       <w:r>
-        <w:t xml:space="preserve">, 365 N.C. 41, 47</w:t>
-      </w:r>
-      <w:r>
-        <w:noBreakHyphen/>
-      </w:r>
-      <w:r>
-        <w:t xml:space="preserve">48, 707 S.E.2d 199, 203</w:t>
-      </w:r>
-      <w:r>
-        <w:noBreakHyphen/>
-      </w:r>
-      <w:r>
-        <w:t xml:space="preserve">04 (2011) (discussing test). The test requires that a regulation imposing a severe burden on voting be</w:t>
+        <w:t xml:space="preserve">, 365 N.C. 41, 47-⁠48, 707 S.E.2d 199, 203-⁠04 (2011) (discussing test). The test requires that a regulation imposing a severe burden on voting be</w:t>
       </w:r>
       <w:r>
         <w:t xml:space="preserve"> </w:t>
@@ -9001,13 +8692,7 @@
         <w:t xml:space="preserve"> </w:t>
       </w:r>
       <w:r>
-        <w:t xml:space="preserve">at 189</w:t>
-      </w:r>
-      <w:r>
-        <w:noBreakHyphen/>
-      </w:r>
-      <w:r>
-        <w:t xml:space="preserve">90 (quoting</w:t>
+        <w:t xml:space="preserve">at 189-⁠90 (quoting</w:t>
       </w:r>
       <w:r>
         <w:t xml:space="preserve"> </w:t>
@@ -9343,13 +9028,7 @@
         <w:t xml:space="preserve">See Crawford</w:t>
       </w:r>
       <w:r>
-        <w:t xml:space="preserve">, 553 U.S. at 189</w:t>
-      </w:r>
-      <w:r>
-        <w:noBreakHyphen/>
-      </w:r>
-      <w:r>
-        <w:t xml:space="preserve">90.</w:t>
+        <w:t xml:space="preserve">, 553 U.S. at 189-⁠90.</w:t>
       </w:r>
     </w:p>
     <w:p>
@@ -9376,13 +9055,7 @@
         <w:t xml:space="preserve">Crawford</w:t>
       </w:r>
       <w:r>
-        <w:t xml:space="preserve">, 553 U.S. at 191</w:t>
-      </w:r>
-      <w:r>
-        <w:noBreakHyphen/>
-      </w:r>
-      <w:r>
-        <w:t xml:space="preserve">98.</w:t>
+        <w:t xml:space="preserve">, 553 U.S. at 191-⁠98.</w:t>
       </w:r>
     </w:p>
     <w:p>
@@ -9440,13 +9113,7 @@
         <w:t xml:space="preserve"> </w:t>
       </w:r>
       <w:r>
-        <w:t xml:space="preserve">(A.R. pp 5389</w:t>
-      </w:r>
-      <w:r>
-        <w:noBreakHyphen/>
-      </w:r>
-      <w:r>
-        <w:t xml:space="preserve">90.) But the decisions in</w:t>
+        <w:t xml:space="preserve">(A.R. pp 5389-⁠90.) But the decisions in</w:t>
       </w:r>
       <w:r>
         <w:t xml:space="preserve"> </w:t>
@@ -10042,13 +9709,7 @@
         <w:t xml:space="preserve">Munro v. Socialist Workers Party</w:t>
       </w:r>
       <w:r>
-        <w:t xml:space="preserve">, 479 U.S. 189, 195</w:t>
-      </w:r>
-      <w:r>
-        <w:noBreakHyphen/>
-      </w:r>
-      <w:r>
-        <w:t xml:space="preserve">96 (1986).</w:t>
+        <w:t xml:space="preserve">, 479 U.S. 189, 195-⁠96 (1986).</w:t>
       </w:r>
     </w:p>
     <w:p>
@@ -10069,13 +9730,7 @@
         <w:t xml:space="preserve">See Crawford</w:t>
       </w:r>
       <w:r>
-        <w:t xml:space="preserve">, 553 U.S. at 194</w:t>
-      </w:r>
-      <w:r>
-        <w:noBreakHyphen/>
-      </w:r>
-      <w:r>
-        <w:t xml:space="preserve">97 (Stevens, J.);</w:t>
+        <w:t xml:space="preserve">, 553 U.S. at 194-⁠97 (Stevens, J.);</w:t>
       </w:r>
       <w:r>
         <w:t xml:space="preserve"> </w:t>
@@ -10461,9 +10116,7 @@
               <w:t xml:space="preserve"> </w:t>
             </w:r>
             <w:r>
-              <w:t xml:space="preserve">529</w:t>
-              <w:noBreakHyphen/>
-              <w:t xml:space="preserve">3351</w:t>
+              <w:t xml:space="preserve">529-⁠3351</w:t>
             </w:r>
           </w:p>
         </w:tc>
@@ -11155,17 +10808,7 @@
           <w:i/>
           <w:iCs/>
         </w:rPr>
-        <w:t xml:space="preserve">See Pettengill v. Putnam Cnty. R</w:t>
-      </w:r>
-      <w:r>
-        <w:noBreakHyphen/>
-      </w:r>
-      <w:r>
-        <w:rPr>
-          <w:i/>
-          <w:iCs/>
-        </w:rPr>
-        <w:t xml:space="preserve">1 Sch. Dist. (Unionville), Mo.</w:t>
+        <w:t xml:space="preserve">See Pettengill v. Putnam Cnty. R-⁠1 Sch. Dist. (Unionville), Mo.</w:t>
       </w:r>
       <w:r>
         <w:t xml:space="preserve">, 472 F.2d 121, 122 (8th Cir. 1973) (holding no constitutional violation absent</w:t>
@@ -11945,7 +11588,7 @@
     <w:qFormat/>
     <w:pPr>
       <w:keepLines/>
-      <w:spacing w:before="0" w:after="140" w:line="276" w:lineRule="exact"/>
+      <w:spacing w:before="46" w:after="140" w:line="276" w:lineRule="exact"/>
     </w:pPr>
     <w:rPr>
       <w:sz w:val="24"/>
